--- a/src/content/bios/Diallo-BT 2022.docx
+++ b/src/content/bios/Diallo-BT 2022.docx
@@ -1,6 +1,6 @@
 
 <file path=word/document.xml><?xml version="1.0" encoding="utf-8"?>
-<w:document xmlns:wpc="http://schemas.microsoft.com/office/word/2010/wordprocessingCanvas" xmlns:cx="http://schemas.microsoft.com/office/drawing/2014/chartex" xmlns:cx1="http://schemas.microsoft.com/office/drawing/2015/9/8/chartex" xmlns:cx2="http://schemas.microsoft.com/office/drawing/2015/10/21/chartex" xmlns:cx3="http://schemas.microsoft.com/office/drawing/2016/5/9/chartex" xmlns:cx4="http://schemas.microsoft.com/office/drawing/2016/5/10/chartex" xmlns:cx5="http://schemas.microsoft.com/office/drawing/2016/5/11/chartex" xmlns:cx6="http://schemas.microsoft.com/office/drawing/2016/5/12/chartex" xmlns:cx7="http://schemas.microsoft.com/office/drawing/2016/5/13/chartex" xmlns:cx8="http://schemas.microsoft.com/office/drawing/2016/5/14/chartex" xmlns:mc="http://schemas.openxmlformats.org/markup-compatibility/2006" xmlns:aink="http://schemas.microsoft.com/office/drawing/2016/ink" xmlns:am3d="http://schemas.microsoft.com/office/drawing/2017/model3d" xmlns:o="urn:schemas-microsoft-com:office:office" xmlns:oel="http://schemas.microsoft.com/office/2019/extlst" xmlns:r="http://schemas.openxmlformats.org/officeDocument/2006/relationships" xmlns:m="http://schemas.openxmlformats.org/officeDocument/2006/math" xmlns:v="urn:schemas-microsoft-com:vml" xmlns:wp14="http://schemas.microsoft.com/office/word/2010/wordprocessingDrawing" xmlns:wp="http://schemas.openxmlformats.org/drawingml/2006/wordprocessingDrawing" xmlns:w10="urn:schemas-microsoft-com:office:word" xmlns:w="http://schemas.openxmlformats.org/wordprocessingml/2006/main" xmlns:w14="http://schemas.microsoft.com/office/word/2010/wordml" xmlns:w15="http://schemas.microsoft.com/office/word/2012/wordml" xmlns:w16cex="http://schemas.microsoft.com/office/word/2018/wordml/cex" xmlns:w16cid="http://schemas.microsoft.com/office/word/2016/wordml/cid" xmlns:w16="http://schemas.microsoft.com/office/word/2018/wordml" xmlns:w16du="http://schemas.microsoft.com/office/word/2023/wordml/word16du" xmlns:w16sdtdh="http://schemas.microsoft.com/office/word/2020/wordml/sdtdatahash" xmlns:w16sdtfl="http://schemas.microsoft.com/office/word/2024/wordml/sdtformatlock" xmlns:w16se="http://schemas.microsoft.com/office/word/2015/wordml/symex" xmlns:wpg="http://schemas.microsoft.com/office/word/2010/wordprocessingGroup" xmlns:wpi="http://schemas.microsoft.com/office/word/2010/wordprocessingInk" xmlns:wne="http://schemas.microsoft.com/office/word/2006/wordml" xmlns:wps="http://schemas.microsoft.com/office/word/2010/wordprocessingShape" mc:Ignorable="w14 w15 w16se w16cid w16 w16cex w16sdtdh w16sdtfl w16du wp14">
+<w:document xmlns:wpc="http://schemas.microsoft.com/office/word/2010/wordprocessingCanvas" xmlns:cx="http://schemas.microsoft.com/office/drawing/2014/chartex" xmlns:cx1="http://schemas.microsoft.com/office/drawing/2015/9/8/chartex" xmlns:cx2="http://schemas.microsoft.com/office/drawing/2015/10/21/chartex" xmlns:cx3="http://schemas.microsoft.com/office/drawing/2016/5/9/chartex" xmlns:cx4="http://schemas.microsoft.com/office/drawing/2016/5/10/chartex" xmlns:cx5="http://schemas.microsoft.com/office/drawing/2016/5/11/chartex" xmlns:cx6="http://schemas.microsoft.com/office/drawing/2016/5/12/chartex" xmlns:cx7="http://schemas.microsoft.com/office/drawing/2016/5/13/chartex" xmlns:cx8="http://schemas.microsoft.com/office/drawing/2016/5/14/chartex" xmlns:mc="http://schemas.openxmlformats.org/markup-compatibility/2006" xmlns:m="http://schemas.openxmlformats.org/officeDocument/2006/math" xmlns:aink="http://schemas.microsoft.com/office/drawing/2016/ink" xmlns:am3d="http://schemas.microsoft.com/office/drawing/2017/model3d" xmlns:oel="http://schemas.microsoft.com/office/2019/extlst" xmlns:r="http://schemas.openxmlformats.org/officeDocument/2006/relationships" xmlns:wp14="http://schemas.microsoft.com/office/word/2010/wordprocessingDrawing" xmlns:wp="http://schemas.openxmlformats.org/drawingml/2006/wordprocessingDrawing" xmlns:wpg="http://schemas.microsoft.com/office/word/2010/wordprocessingGroup" xmlns:wpi="http://schemas.microsoft.com/office/word/2010/wordprocessingInk" xmlns:wps="http://schemas.microsoft.com/office/word/2010/wordprocessingShape" xmlns:o="urn:schemas-microsoft-com:office:office" xmlns:v="urn:schemas-microsoft-com:vml" xmlns:w10="urn:schemas-microsoft-com:office:word" xmlns:w="http://schemas.openxmlformats.org/wordprocessingml/2006/main" xmlns:w14="http://schemas.microsoft.com/office/word/2010/wordml" xmlns:w15="http://schemas.microsoft.com/office/word/2012/wordml" xmlns:w16cei="http://schemas.microsoft.com/office/word/2026/wordml/cei" xmlns:w16cex="http://schemas.microsoft.com/office/word/2018/wordml/cex" xmlns:w16cid="http://schemas.microsoft.com/office/word/2016/wordml/cid" xmlns:w16="http://schemas.microsoft.com/office/word/2018/wordml" xmlns:w16sdtdh="http://schemas.microsoft.com/office/word/2020/wordml/sdtdatahash" xmlns:w16sdtfl="http://schemas.microsoft.com/office/word/2024/wordml/sdtformatlock" xmlns:w16se="http://schemas.microsoft.com/office/word/2015/wordml/symex" xmlns:w16du="http://schemas.microsoft.com/office/word/2023/wordml/word16du" xmlns:wne="http://schemas.microsoft.com/office/word/2006/wordml" mc:Ignorable="w14 w15 w16se w16cid w16 w16cex w16sdtdh w16sdtfl w16du wp14">
   <w:body>
     <w:p>
       <w:pPr>
@@ -12,7 +12,466 @@
         </w:rPr>
       </w:pPr>
       <w:r>
-        <w:t xml:space="preserve">DIALLO, Boubacar Telli, Guinean diplomat and first Administrative Secretary-General of the Organization of African Unity (OAU) 1964-1972, was born in Porédaka, Guinea in 1925 and died in the Boiro concentration camp in Conakry, Guinea on 1 March 1977. He was the son of Mamadou Kindy Diallo, herder, and Kadidiatou Djioba Diallo. On 1 August 1951 he married Kadiatou Diallo, elementary school teacher, with whom he had one daughter and two sons.</w:t>
+        <w:rPr>
+          <w:b/>
+          <w:bCs/>
+          <w:color w:val="000000" w:themeColor="text1"/>
+        </w:rPr>
+        <w:t>DIALLO</w:t>
+      </w:r>
+      <w:r>
+        <w:rPr>
+          <w:b/>
+          <w:bCs/>
+          <w:color w:val="000000" w:themeColor="text1"/>
+        </w:rPr>
+        <w:t>,</w:t>
+      </w:r>
+      <w:r>
+        <w:rPr>
+          <w:b/>
+          <w:bCs/>
+          <w:color w:val="000000" w:themeColor="text1"/>
+        </w:rPr>
+        <w:t xml:space="preserve"> Boubacar</w:t>
+      </w:r>
+      <w:r>
+        <w:rPr>
+          <w:b/>
+          <w:bCs/>
+          <w:color w:val="000000" w:themeColor="text1"/>
+        </w:rPr>
+        <w:t xml:space="preserve"> Telli</w:t>
+      </w:r>
+      <w:r>
+        <w:rPr>
+          <w:b/>
+          <w:bCs/>
+          <w:color w:val="000000" w:themeColor="text1"/>
+        </w:rPr>
+        <w:t xml:space="preserve">, </w:t>
+      </w:r>
+      <w:r>
+        <w:rPr>
+          <w:b/>
+          <w:bCs/>
+          <w:color w:val="000000" w:themeColor="text1"/>
+        </w:rPr>
+        <w:t xml:space="preserve">Guinean diplomat and </w:t>
+      </w:r>
+      <w:r>
+        <w:rPr>
+          <w:b/>
+          <w:bCs/>
+          <w:color w:val="000000" w:themeColor="text1"/>
+        </w:rPr>
+        <w:t xml:space="preserve">first </w:t>
+      </w:r>
+      <w:r>
+        <w:rPr>
+          <w:b/>
+          <w:bCs/>
+          <w:color w:val="000000" w:themeColor="text1"/>
+        </w:rPr>
+        <w:t xml:space="preserve">Administrative </w:t>
+      </w:r>
+      <w:r>
+        <w:rPr>
+          <w:b/>
+          <w:bCs/>
+          <w:color w:val="000000" w:themeColor="text1"/>
+        </w:rPr>
+        <w:t xml:space="preserve">Secretary-General of the Organization </w:t>
+      </w:r>
+      <w:r>
+        <w:rPr>
+          <w:b/>
+          <w:bCs/>
+          <w:color w:val="000000" w:themeColor="text1"/>
+        </w:rPr>
+        <w:t>of</w:t>
+      </w:r>
+      <w:r>
+        <w:rPr>
+          <w:b/>
+          <w:bCs/>
+          <w:color w:val="000000" w:themeColor="text1"/>
+        </w:rPr>
+        <w:t xml:space="preserve"> African </w:t>
+      </w:r>
+      <w:r>
+        <w:rPr>
+          <w:b/>
+          <w:bCs/>
+          <w:color w:val="000000" w:themeColor="text1"/>
+        </w:rPr>
+        <w:t>U</w:t>
+      </w:r>
+      <w:r>
+        <w:rPr>
+          <w:b/>
+          <w:bCs/>
+          <w:color w:val="000000" w:themeColor="text1"/>
+        </w:rPr>
+        <w:t xml:space="preserve">nity </w:t>
+      </w:r>
+      <w:r>
+        <w:rPr>
+          <w:b/>
+          <w:bCs/>
+          <w:color w:val="000000" w:themeColor="text1"/>
+        </w:rPr>
+        <w:t>(</w:t>
+      </w:r>
+      <w:r>
+        <w:rPr>
+          <w:b/>
+          <w:bCs/>
+          <w:color w:val="000000" w:themeColor="text1"/>
+        </w:rPr>
+        <w:t>OAU</w:t>
+      </w:r>
+      <w:r>
+        <w:rPr>
+          <w:b/>
+          <w:bCs/>
+          <w:color w:val="000000" w:themeColor="text1"/>
+        </w:rPr>
+        <w:t>)</w:t>
+      </w:r>
+      <w:r>
+        <w:rPr>
+          <w:b/>
+          <w:bCs/>
+          <w:color w:val="000000" w:themeColor="text1"/>
+        </w:rPr>
+        <w:t xml:space="preserve"> </w:t>
+      </w:r>
+      <w:r>
+        <w:rPr>
+          <w:b/>
+          <w:bCs/>
+          <w:color w:val="000000" w:themeColor="text1"/>
+        </w:rPr>
+        <w:t xml:space="preserve">1964-1972, was born in </w:t>
+      </w:r>
+      <w:proofErr w:type="spellStart"/>
+      <w:r>
+        <w:rPr>
+          <w:b/>
+          <w:bCs/>
+          <w:color w:val="000000" w:themeColor="text1"/>
+        </w:rPr>
+        <w:t>Por</w:t>
+      </w:r>
+      <w:r>
+        <w:rPr>
+          <w:b/>
+          <w:bCs/>
+          <w:color w:val="000000" w:themeColor="text1"/>
+        </w:rPr>
+        <w:t>é</w:t>
+      </w:r>
+      <w:r>
+        <w:rPr>
+          <w:b/>
+          <w:bCs/>
+          <w:color w:val="000000" w:themeColor="text1"/>
+        </w:rPr>
+        <w:t>daka</w:t>
+      </w:r>
+      <w:proofErr w:type="spellEnd"/>
+      <w:r>
+        <w:rPr>
+          <w:b/>
+          <w:bCs/>
+          <w:color w:val="000000" w:themeColor="text1"/>
+        </w:rPr>
+        <w:t xml:space="preserve">, Guinea </w:t>
+      </w:r>
+      <w:r>
+        <w:rPr>
+          <w:b/>
+          <w:bCs/>
+          <w:color w:val="000000" w:themeColor="text1"/>
+        </w:rPr>
+        <w:t>in</w:t>
+      </w:r>
+      <w:r>
+        <w:rPr>
+          <w:b/>
+          <w:bCs/>
+          <w:color w:val="000000" w:themeColor="text1"/>
+        </w:rPr>
+        <w:t xml:space="preserve"> 1925 and died in </w:t>
+      </w:r>
+      <w:r>
+        <w:rPr>
+          <w:b/>
+          <w:bCs/>
+          <w:color w:val="000000" w:themeColor="text1"/>
+        </w:rPr>
+        <w:t xml:space="preserve">the Boiro </w:t>
+      </w:r>
+      <w:r>
+        <w:rPr>
+          <w:b/>
+          <w:bCs/>
+          <w:color w:val="000000" w:themeColor="text1"/>
+        </w:rPr>
+        <w:t>concentration camp</w:t>
+      </w:r>
+      <w:r>
+        <w:rPr>
+          <w:b/>
+          <w:bCs/>
+          <w:i/>
+          <w:iCs/>
+          <w:color w:val="000000" w:themeColor="text1"/>
+        </w:rPr>
+        <w:t xml:space="preserve"> </w:t>
+      </w:r>
+      <w:r>
+        <w:rPr>
+          <w:b/>
+          <w:bCs/>
+          <w:color w:val="000000" w:themeColor="text1"/>
+        </w:rPr>
+        <w:t>in</w:t>
+      </w:r>
+      <w:r>
+        <w:rPr>
+          <w:b/>
+          <w:bCs/>
+          <w:color w:val="000000" w:themeColor="text1"/>
+        </w:rPr>
+        <w:t xml:space="preserve"> Conakry, Guinea on 1 March </w:t>
+      </w:r>
+      <w:r>
+        <w:rPr>
+          <w:b/>
+          <w:bCs/>
+          <w:color w:val="000000" w:themeColor="text1"/>
+        </w:rPr>
+        <w:t>1977</w:t>
+      </w:r>
+      <w:r>
+        <w:rPr>
+          <w:b/>
+          <w:bCs/>
+          <w:color w:val="000000" w:themeColor="text1"/>
+        </w:rPr>
+        <w:t>. He was the son of</w:t>
+      </w:r>
+      <w:r>
+        <w:rPr>
+          <w:b/>
+          <w:bCs/>
+          <w:color w:val="000000" w:themeColor="text1"/>
+        </w:rPr>
+        <w:t xml:space="preserve"> </w:t>
+      </w:r>
+      <w:r>
+        <w:rPr>
+          <w:b/>
+          <w:bCs/>
+          <w:color w:val="000000" w:themeColor="text1"/>
+        </w:rPr>
+        <w:t>Mamadou Kindy</w:t>
+      </w:r>
+      <w:r>
+        <w:rPr>
+          <w:b/>
+          <w:bCs/>
+          <w:color w:val="000000" w:themeColor="text1"/>
+        </w:rPr>
+        <w:t xml:space="preserve"> Diallo</w:t>
+      </w:r>
+      <w:r>
+        <w:rPr>
+          <w:b/>
+          <w:bCs/>
+          <w:color w:val="000000" w:themeColor="text1"/>
+        </w:rPr>
+        <w:t>,</w:t>
+      </w:r>
+      <w:r>
+        <w:rPr>
+          <w:b/>
+          <w:bCs/>
+          <w:color w:val="000000" w:themeColor="text1"/>
+        </w:rPr>
+        <w:t xml:space="preserve"> </w:t>
+      </w:r>
+      <w:r>
+        <w:rPr>
+          <w:b/>
+          <w:bCs/>
+          <w:color w:val="000000" w:themeColor="text1"/>
+        </w:rPr>
+        <w:t>herder</w:t>
+      </w:r>
+      <w:r>
+        <w:rPr>
+          <w:b/>
+          <w:bCs/>
+          <w:color w:val="000000" w:themeColor="text1"/>
+        </w:rPr>
+        <w:t>, and</w:t>
+      </w:r>
+      <w:r>
+        <w:rPr>
+          <w:b/>
+          <w:bCs/>
+          <w:color w:val="000000" w:themeColor="text1"/>
+        </w:rPr>
+        <w:t xml:space="preserve"> </w:t>
+      </w:r>
+      <w:r>
+        <w:rPr>
+          <w:b/>
+          <w:bCs/>
+          <w:color w:val="000000" w:themeColor="text1"/>
+        </w:rPr>
+        <w:t>Kadi</w:t>
+      </w:r>
+      <w:r>
+        <w:rPr>
+          <w:b/>
+          <w:bCs/>
+          <w:color w:val="000000" w:themeColor="text1"/>
+        </w:rPr>
+        <w:t>di</w:t>
+      </w:r>
+      <w:r>
+        <w:rPr>
+          <w:b/>
+          <w:bCs/>
+          <w:color w:val="000000" w:themeColor="text1"/>
+        </w:rPr>
+        <w:t>a</w:t>
+      </w:r>
+      <w:r>
+        <w:rPr>
+          <w:b/>
+          <w:bCs/>
+          <w:color w:val="000000" w:themeColor="text1"/>
+        </w:rPr>
+        <w:t xml:space="preserve">tou </w:t>
+      </w:r>
+      <w:proofErr w:type="spellStart"/>
+      <w:r>
+        <w:rPr>
+          <w:b/>
+          <w:bCs/>
+          <w:color w:val="000000" w:themeColor="text1"/>
+        </w:rPr>
+        <w:t>Djioba</w:t>
+      </w:r>
+      <w:proofErr w:type="spellEnd"/>
+      <w:r>
+        <w:rPr>
+          <w:b/>
+          <w:bCs/>
+          <w:color w:val="000000" w:themeColor="text1"/>
+        </w:rPr>
+        <w:t xml:space="preserve"> Diallo</w:t>
+      </w:r>
+      <w:r>
+        <w:rPr>
+          <w:b/>
+          <w:bCs/>
+          <w:color w:val="000000" w:themeColor="text1"/>
+        </w:rPr>
+        <w:t xml:space="preserve">. On </w:t>
+      </w:r>
+      <w:r>
+        <w:rPr>
+          <w:b/>
+          <w:bCs/>
+          <w:color w:val="000000" w:themeColor="text1"/>
+        </w:rPr>
+        <w:t xml:space="preserve">1 </w:t>
+      </w:r>
+      <w:r>
+        <w:rPr>
+          <w:b/>
+          <w:bCs/>
+          <w:color w:val="000000" w:themeColor="text1"/>
+        </w:rPr>
+        <w:t>August 1951</w:t>
+      </w:r>
+      <w:r>
+        <w:rPr>
+          <w:b/>
+          <w:bCs/>
+          <w:color w:val="000000" w:themeColor="text1"/>
+        </w:rPr>
+        <w:t xml:space="preserve"> he married </w:t>
+      </w:r>
+      <w:r>
+        <w:rPr>
+          <w:b/>
+          <w:bCs/>
+          <w:color w:val="000000" w:themeColor="text1"/>
+        </w:rPr>
+        <w:t>Kadiatou</w:t>
+      </w:r>
+      <w:r>
+        <w:rPr>
+          <w:b/>
+          <w:bCs/>
+          <w:color w:val="000000" w:themeColor="text1"/>
+        </w:rPr>
+        <w:t xml:space="preserve"> Diallo</w:t>
+      </w:r>
+      <w:r>
+        <w:rPr>
+          <w:b/>
+          <w:bCs/>
+          <w:color w:val="000000" w:themeColor="text1"/>
+        </w:rPr>
+        <w:t xml:space="preserve">, </w:t>
+      </w:r>
+      <w:r>
+        <w:rPr>
+          <w:b/>
+          <w:bCs/>
+          <w:color w:val="000000" w:themeColor="text1"/>
+        </w:rPr>
+        <w:t>elementary school teacher</w:t>
+      </w:r>
+      <w:r>
+        <w:rPr>
+          <w:b/>
+          <w:bCs/>
+          <w:color w:val="000000" w:themeColor="text1"/>
+        </w:rPr>
+        <w:t xml:space="preserve">, with whom he had </w:t>
+      </w:r>
+      <w:r>
+        <w:rPr>
+          <w:b/>
+          <w:bCs/>
+          <w:color w:val="000000" w:themeColor="text1"/>
+        </w:rPr>
+        <w:t xml:space="preserve">one daughter and </w:t>
+      </w:r>
+      <w:r>
+        <w:rPr>
+          <w:b/>
+          <w:bCs/>
+          <w:color w:val="000000" w:themeColor="text1"/>
+        </w:rPr>
+        <w:t>two sons</w:t>
+      </w:r>
+      <w:r>
+        <w:rPr>
+          <w:b/>
+          <w:bCs/>
+          <w:color w:val="000000" w:themeColor="text1"/>
+        </w:rPr>
+        <w:t>.</w:t>
       </w:r>
     </w:p>
     <w:p>
@@ -31,25 +490,23 @@
           <w:color w:val="000000" w:themeColor="text1"/>
         </w:rPr>
         <w:tab/>
-        <w:t xml:space="preserve">Diallo called himself Diallo </w:t>
-      </w:r>
-      <w:proofErr w:type="spellStart"/>
+        <w:t xml:space="preserve">Diallo called himself Diallo Telli, </w:t>
+      </w:r>
       <w:r>
         <w:rPr>
           <w:b/>
           <w:bCs/>
           <w:color w:val="000000" w:themeColor="text1"/>
         </w:rPr>
-        <w:t>Telli</w:t>
-      </w:r>
-      <w:proofErr w:type="spellEnd"/>
+        <w:t xml:space="preserve">given the </w:t>
+      </w:r>
       <w:r>
         <w:rPr>
           <w:b/>
           <w:bCs/>
           <w:color w:val="000000" w:themeColor="text1"/>
         </w:rPr>
-        <w:t xml:space="preserve">, </w:t>
+        <w:t>Fulani</w:t>
       </w:r>
       <w:r>
         <w:rPr>
@@ -57,7 +514,7 @@
           <w:bCs/>
           <w:color w:val="000000" w:themeColor="text1"/>
         </w:rPr>
-        <w:t xml:space="preserve">given the </w:t>
+        <w:t xml:space="preserve"> custom to first mention the surname, </w:t>
       </w:r>
       <w:r>
         <w:rPr>
@@ -65,7 +522,7 @@
           <w:bCs/>
           <w:color w:val="000000" w:themeColor="text1"/>
         </w:rPr>
-        <w:t>Fulani</w:t>
+        <w:t xml:space="preserve">which </w:t>
       </w:r>
       <w:r>
         <w:rPr>
@@ -73,7 +530,7 @@
           <w:bCs/>
           <w:color w:val="000000" w:themeColor="text1"/>
         </w:rPr>
-        <w:t xml:space="preserve"> custom to first mention the surname, </w:t>
+        <w:t>sometimes gives</w:t>
       </w:r>
       <w:r>
         <w:rPr>
@@ -81,7 +538,7 @@
           <w:bCs/>
           <w:color w:val="000000" w:themeColor="text1"/>
         </w:rPr>
-        <w:t xml:space="preserve">which </w:t>
+        <w:t xml:space="preserve"> the </w:t>
       </w:r>
       <w:r>
         <w:rPr>
@@ -89,7 +546,7 @@
           <w:bCs/>
           <w:color w:val="000000" w:themeColor="text1"/>
         </w:rPr>
-        <w:t>sometimes gives</w:t>
+        <w:t>erroneous</w:t>
       </w:r>
       <w:r>
         <w:rPr>
@@ -97,7 +554,7 @@
           <w:bCs/>
           <w:color w:val="000000" w:themeColor="text1"/>
         </w:rPr>
-        <w:t xml:space="preserve"> the </w:t>
+        <w:t xml:space="preserve"> </w:t>
       </w:r>
       <w:r>
         <w:rPr>
@@ -105,7 +562,7 @@
           <w:bCs/>
           <w:color w:val="000000" w:themeColor="text1"/>
         </w:rPr>
-        <w:t>erroneous</w:t>
+        <w:t>assumpt</w:t>
       </w:r>
       <w:r>
         <w:rPr>
@@ -113,7 +570,7 @@
           <w:bCs/>
           <w:color w:val="000000" w:themeColor="text1"/>
         </w:rPr>
-        <w:t xml:space="preserve"> </w:t>
+        <w:t>ion that</w:t>
       </w:r>
       <w:r>
         <w:rPr>
@@ -121,41 +578,7 @@
           <w:bCs/>
           <w:color w:val="000000" w:themeColor="text1"/>
         </w:rPr>
-        <w:t>assumpt</w:t>
-      </w:r>
-      <w:r>
-        <w:rPr>
-          <w:b/>
-          <w:bCs/>
-          <w:color w:val="000000" w:themeColor="text1"/>
-        </w:rPr>
-        <w:t>ion that</w:t>
-      </w:r>
-      <w:r>
-        <w:rPr>
-          <w:b/>
-          <w:bCs/>
-          <w:color w:val="000000" w:themeColor="text1"/>
-        </w:rPr>
-        <w:t xml:space="preserve"> </w:t>
-      </w:r>
-      <w:proofErr w:type="spellStart"/>
-      <w:r>
-        <w:rPr>
-          <w:b/>
-          <w:bCs/>
-          <w:color w:val="000000" w:themeColor="text1"/>
-        </w:rPr>
-        <w:t>Telli</w:t>
-      </w:r>
-      <w:proofErr w:type="spellEnd"/>
-      <w:r>
-        <w:rPr>
-          <w:b/>
-          <w:bCs/>
-          <w:color w:val="000000" w:themeColor="text1"/>
-        </w:rPr>
-        <w:t xml:space="preserve"> </w:t>
+        <w:t xml:space="preserve"> Telli </w:t>
       </w:r>
       <w:r>
         <w:rPr>
@@ -265,13 +688,24 @@
         <w:t xml:space="preserve">Source: </w:t>
       </w:r>
       <w:r>
-        <w:t>H. Alou</w:t>
-      </w:r>
-      <w:r>
-        <w:t xml:space="preserve">, </w:t>
-      </w:r>
-      <w:r>
-        <w:t>Montreal, Canada</w:t>
+        <w:rPr>
+          <w:rFonts w:cs="Times New Roman"/>
+        </w:rPr>
+        <w:t xml:space="preserve">Diallo, n.d., photographer </w:t>
+      </w:r>
+      <w:proofErr w:type="spellStart"/>
+      <w:r>
+        <w:rPr>
+          <w:rFonts w:cs="Times New Roman"/>
+        </w:rPr>
+        <w:t>Housseyni</w:t>
+      </w:r>
+      <w:proofErr w:type="spellEnd"/>
+      <w:r>
+        <w:rPr>
+          <w:rFonts w:cs="Times New Roman"/>
+        </w:rPr>
+        <w:t xml:space="preserve"> Alou, Montreal, Canada provided the picture to be published by IO BIO, 3 March 2022</w:t>
       </w:r>
     </w:p>
     <w:p>
@@ -785,289 +1219,255 @@
       <w:r>
         <w:t xml:space="preserve">journal </w:t>
       </w:r>
-      <w:proofErr w:type="spellStart"/>
       <w:r>
         <w:rPr>
           <w:i/>
           <w:iCs/>
         </w:rPr>
-        <w:t>Présence</w:t>
+        <w:t>Présence Africaine</w:t>
+      </w:r>
+      <w:r>
+        <w:t>, founded by Alioune Diop from Senegal.</w:t>
+      </w:r>
+      <w:r>
+        <w:t xml:space="preserve"> </w:t>
+      </w:r>
+      <w:r>
+        <w:t xml:space="preserve">In 1951 he obtained his degree in law and economics </w:t>
+      </w:r>
+      <w:r>
+        <w:t xml:space="preserve">and prepared his entrance examination </w:t>
+      </w:r>
+      <w:r>
+        <w:t>for</w:t>
+      </w:r>
+      <w:r>
+        <w:t xml:space="preserve"> the ENFOM. He</w:t>
+      </w:r>
+      <w:r>
+        <w:t xml:space="preserve"> </w:t>
+      </w:r>
+      <w:r>
+        <w:t xml:space="preserve">was awarded the first prize in the B competition of ENFOM, reserved for young people who were already civil servants. </w:t>
+      </w:r>
+      <w:r>
+        <w:t>Diallo</w:t>
+      </w:r>
+      <w:r>
+        <w:t xml:space="preserve"> </w:t>
+      </w:r>
+      <w:r>
+        <w:t xml:space="preserve">was </w:t>
+      </w:r>
+      <w:r>
+        <w:t xml:space="preserve">among </w:t>
+      </w:r>
+      <w:r>
+        <w:t>the first black African</w:t>
+      </w:r>
+      <w:r>
+        <w:t>s</w:t>
+      </w:r>
+      <w:r>
+        <w:t xml:space="preserve"> to enter ENFOM and </w:t>
+      </w:r>
+      <w:r>
+        <w:t>chose the Judiciary Section, rather than the more popular General Administration</w:t>
+      </w:r>
+      <w:r>
+        <w:t xml:space="preserve">. In 1952 he wrote </w:t>
+      </w:r>
+      <w:r>
+        <w:t>his dissertation</w:t>
+      </w:r>
+      <w:r>
+        <w:t xml:space="preserve"> about divorce among Peul people in the Fouta Djallo</w:t>
+      </w:r>
+      <w:r>
+        <w:t>n</w:t>
+      </w:r>
+      <w:r>
+        <w:t xml:space="preserve"> region and</w:t>
+      </w:r>
+      <w:r>
+        <w:t>,</w:t>
+      </w:r>
+      <w:r>
+        <w:t xml:space="preserve"> </w:t>
+      </w:r>
+      <w:r>
+        <w:t>in 1954</w:t>
+      </w:r>
+      <w:r>
+        <w:t>,</w:t>
+      </w:r>
+      <w:r>
+        <w:t xml:space="preserve"> </w:t>
+      </w:r>
+      <w:r>
+        <w:t xml:space="preserve">he </w:t>
+      </w:r>
+      <w:r>
+        <w:t>received</w:t>
+      </w:r>
+      <w:r>
+        <w:t xml:space="preserve"> his Doctorate in </w:t>
+      </w:r>
+      <w:r>
+        <w:t xml:space="preserve">Private </w:t>
+      </w:r>
+      <w:r>
+        <w:t xml:space="preserve">Law. </w:t>
+      </w:r>
+      <w:r>
+        <w:t>Back i</w:t>
+      </w:r>
+      <w:r>
+        <w:t xml:space="preserve">n 1951 he married </w:t>
+      </w:r>
+      <w:r>
+        <w:rPr>
+          <w:color w:val="000000" w:themeColor="text1"/>
+        </w:rPr>
+        <w:t xml:space="preserve">Kadiatou </w:t>
+      </w:r>
+      <w:r>
+        <w:rPr>
+          <w:color w:val="000000" w:themeColor="text1"/>
+        </w:rPr>
+        <w:lastRenderedPageBreak/>
+        <w:t xml:space="preserve">Diallo, </w:t>
+      </w:r>
+      <w:r>
+        <w:rPr>
+          <w:color w:val="000000" w:themeColor="text1"/>
+        </w:rPr>
+        <w:t xml:space="preserve">who had the same </w:t>
+      </w:r>
+      <w:r>
+        <w:rPr>
+          <w:color w:val="000000" w:themeColor="text1"/>
+        </w:rPr>
+        <w:t xml:space="preserve">(and in Guinea common) </w:t>
+      </w:r>
+      <w:r>
+        <w:rPr>
+          <w:color w:val="000000" w:themeColor="text1"/>
+        </w:rPr>
+        <w:t>family name</w:t>
+      </w:r>
+      <w:r>
+        <w:rPr>
+          <w:color w:val="000000" w:themeColor="text1"/>
+        </w:rPr>
+        <w:t>,</w:t>
+      </w:r>
+      <w:r>
+        <w:rPr>
+          <w:color w:val="000000" w:themeColor="text1"/>
+        </w:rPr>
+        <w:t xml:space="preserve"> but </w:t>
+      </w:r>
+      <w:r>
+        <w:rPr>
+          <w:color w:val="000000" w:themeColor="text1"/>
+        </w:rPr>
+        <w:t>they were not related</w:t>
+      </w:r>
+      <w:r>
+        <w:rPr>
+          <w:color w:val="000000" w:themeColor="text1"/>
+        </w:rPr>
+        <w:t xml:space="preserve">. She was </w:t>
+      </w:r>
+      <w:r>
+        <w:rPr>
+          <w:color w:val="000000" w:themeColor="text1"/>
+        </w:rPr>
+        <w:t xml:space="preserve">also </w:t>
+      </w:r>
+      <w:r>
+        <w:rPr>
+          <w:color w:val="000000" w:themeColor="text1"/>
+        </w:rPr>
+        <w:t xml:space="preserve">the first in </w:t>
+      </w:r>
+      <w:r>
+        <w:rPr>
+          <w:color w:val="000000" w:themeColor="text1"/>
+        </w:rPr>
+        <w:t>her</w:t>
+      </w:r>
+      <w:r>
+        <w:rPr>
+          <w:color w:val="000000" w:themeColor="text1"/>
+        </w:rPr>
+        <w:t xml:space="preserve"> family to receive more </w:t>
+      </w:r>
+      <w:r>
+        <w:rPr>
+          <w:color w:val="000000" w:themeColor="text1"/>
+        </w:rPr>
+        <w:t xml:space="preserve">than primary </w:t>
+      </w:r>
+      <w:r>
+        <w:rPr>
+          <w:color w:val="000000" w:themeColor="text1"/>
+        </w:rPr>
+        <w:t>education</w:t>
+      </w:r>
+      <w:r>
+        <w:rPr>
+          <w:color w:val="000000" w:themeColor="text1"/>
+        </w:rPr>
+        <w:t>, attending</w:t>
+      </w:r>
+      <w:r>
+        <w:rPr>
+          <w:color w:val="000000" w:themeColor="text1"/>
+        </w:rPr>
+        <w:t xml:space="preserve"> a French school </w:t>
+      </w:r>
+      <w:r>
+        <w:rPr>
+          <w:color w:val="000000" w:themeColor="text1"/>
+        </w:rPr>
+        <w:t>for</w:t>
+      </w:r>
+      <w:r>
+        <w:rPr>
+          <w:color w:val="000000" w:themeColor="text1"/>
+        </w:rPr>
+        <w:t xml:space="preserve"> girls from eight West</w:t>
+      </w:r>
+      <w:r>
+        <w:rPr>
+          <w:color w:val="000000" w:themeColor="text1"/>
+        </w:rPr>
+        <w:t xml:space="preserve"> </w:t>
+      </w:r>
+      <w:r>
+        <w:rPr>
+          <w:color w:val="000000" w:themeColor="text1"/>
+        </w:rPr>
+        <w:t>African countries</w:t>
+      </w:r>
+      <w:r>
+        <w:rPr>
+          <w:color w:val="000000" w:themeColor="text1"/>
+        </w:rPr>
+        <w:t xml:space="preserve"> in </w:t>
+      </w:r>
+      <w:proofErr w:type="spellStart"/>
+      <w:r>
+        <w:rPr>
+          <w:color w:val="000000" w:themeColor="text1"/>
+        </w:rPr>
+        <w:t>Rufisque</w:t>
       </w:r>
       <w:proofErr w:type="spellEnd"/>
       <w:r>
         <w:rPr>
-          <w:i/>
-          <w:iCs/>
-        </w:rPr>
-        <w:t xml:space="preserve"> </w:t>
-      </w:r>
-      <w:proofErr w:type="spellStart"/>
-      <w:r>
-        <w:rPr>
-          <w:i/>
-          <w:iCs/>
-        </w:rPr>
-        <w:t>Africaine</w:t>
-      </w:r>
-      <w:proofErr w:type="spellEnd"/>
-      <w:r>
-        <w:t xml:space="preserve">, founded by </w:t>
-      </w:r>
-      <w:proofErr w:type="spellStart"/>
-      <w:r>
-        <w:t>Alioune</w:t>
-      </w:r>
-      <w:proofErr w:type="spellEnd"/>
-      <w:r>
-        <w:t xml:space="preserve"> Diop from Senegal.</w:t>
-      </w:r>
-      <w:r>
-        <w:t xml:space="preserve"> </w:t>
-      </w:r>
-      <w:r>
-        <w:t xml:space="preserve">In 1951 he obtained his degree in law and economics </w:t>
-      </w:r>
-      <w:r>
-        <w:t xml:space="preserve">and prepared his entrance examination </w:t>
-      </w:r>
-      <w:r>
-        <w:t>for</w:t>
-      </w:r>
-      <w:r>
-        <w:t xml:space="preserve"> the ENFOM. He</w:t>
-      </w:r>
-      <w:r>
-        <w:t xml:space="preserve"> </w:t>
-      </w:r>
-      <w:r>
-        <w:t xml:space="preserve">was awarded the first prize in the B competition of ENFOM, reserved for young people who were already civil servants. </w:t>
-      </w:r>
-      <w:r>
-        <w:t>Diallo</w:t>
-      </w:r>
-      <w:r>
-        <w:t xml:space="preserve"> </w:t>
-      </w:r>
-      <w:r>
-        <w:t xml:space="preserve">was </w:t>
-      </w:r>
-      <w:r>
-        <w:t xml:space="preserve">among </w:t>
-      </w:r>
-      <w:r>
-        <w:t>the first black African</w:t>
-      </w:r>
-      <w:r>
-        <w:t>s</w:t>
-      </w:r>
-      <w:r>
-        <w:t xml:space="preserve"> to enter ENFOM and </w:t>
-      </w:r>
-      <w:r>
-        <w:t>chose the Judiciary Section, rather than the more popular General Administration</w:t>
-      </w:r>
-      <w:r>
-        <w:t xml:space="preserve">. In 1952 he wrote </w:t>
-      </w:r>
-      <w:r>
-        <w:t>his dissertation</w:t>
-      </w:r>
-      <w:r>
-        <w:t xml:space="preserve"> about divorce among Peul people in the Fouta Djallo</w:t>
-      </w:r>
-      <w:r>
-        <w:t>n</w:t>
-      </w:r>
-      <w:r>
-        <w:t xml:space="preserve"> region and</w:t>
-      </w:r>
-      <w:r>
-        <w:t>,</w:t>
-      </w:r>
-      <w:r>
-        <w:t xml:space="preserve"> </w:t>
-      </w:r>
-      <w:r>
-        <w:t>in 1954</w:t>
-      </w:r>
-      <w:r>
-        <w:t>,</w:t>
-      </w:r>
-      <w:r>
-        <w:t xml:space="preserve"> </w:t>
-      </w:r>
-      <w:r>
-        <w:t xml:space="preserve">he </w:t>
-      </w:r>
-      <w:r>
-        <w:t>received</w:t>
-      </w:r>
-      <w:r>
-        <w:t xml:space="preserve"> his Doctorate in </w:t>
-      </w:r>
-      <w:r>
-        <w:t xml:space="preserve">Private </w:t>
-      </w:r>
-      <w:r>
-        <w:t xml:space="preserve">Law. </w:t>
-      </w:r>
-      <w:r>
-        <w:t>Back i</w:t>
-      </w:r>
-      <w:r>
-        <w:t xml:space="preserve">n 1951 he married </w:t>
-      </w:r>
-      <w:proofErr w:type="spellStart"/>
-      <w:r>
-        <w:rPr>
-          <w:color w:val="000000" w:themeColor="text1"/>
-        </w:rPr>
-        <w:t>Kadiatou</w:t>
-      </w:r>
-      <w:proofErr w:type="spellEnd"/>
-      <w:r>
-        <w:rPr>
-          <w:color w:val="000000" w:themeColor="text1"/>
-        </w:rPr>
-        <w:t xml:space="preserve"> Diallo, </w:t>
-      </w:r>
-      <w:r>
-        <w:rPr>
-          <w:color w:val="000000" w:themeColor="text1"/>
-        </w:rPr>
-        <w:t xml:space="preserve">who had the same </w:t>
-      </w:r>
-      <w:r>
-        <w:rPr>
-          <w:color w:val="000000" w:themeColor="text1"/>
-        </w:rPr>
-        <w:t xml:space="preserve">(and in Guinea common) </w:t>
-      </w:r>
-      <w:r>
-        <w:rPr>
-          <w:color w:val="000000" w:themeColor="text1"/>
-        </w:rPr>
-        <w:t>family name</w:t>
-      </w:r>
-      <w:r>
-        <w:rPr>
-          <w:color w:val="000000" w:themeColor="text1"/>
-        </w:rPr>
-        <w:t>,</w:t>
-      </w:r>
-      <w:r>
-        <w:rPr>
-          <w:color w:val="000000" w:themeColor="text1"/>
-        </w:rPr>
-        <w:t xml:space="preserve"> but </w:t>
-      </w:r>
-      <w:r>
-        <w:rPr>
-          <w:color w:val="000000" w:themeColor="text1"/>
-        </w:rPr>
-        <w:t>they were not related</w:t>
-      </w:r>
-      <w:r>
-        <w:rPr>
-          <w:color w:val="000000" w:themeColor="text1"/>
-        </w:rPr>
-        <w:t xml:space="preserve">. She </w:t>
-      </w:r>
-      <w:r>
-        <w:rPr>
-          <w:color w:val="000000" w:themeColor="text1"/>
-        </w:rPr>
-        <w:lastRenderedPageBreak/>
-        <w:t xml:space="preserve">was </w:t>
-      </w:r>
-      <w:r>
-        <w:rPr>
-          <w:color w:val="000000" w:themeColor="text1"/>
-        </w:rPr>
-        <w:t xml:space="preserve">also </w:t>
-      </w:r>
-      <w:r>
-        <w:rPr>
-          <w:color w:val="000000" w:themeColor="text1"/>
-        </w:rPr>
-        <w:t xml:space="preserve">the first in </w:t>
-      </w:r>
-      <w:r>
-        <w:rPr>
-          <w:color w:val="000000" w:themeColor="text1"/>
-        </w:rPr>
-        <w:t>her</w:t>
-      </w:r>
-      <w:r>
-        <w:rPr>
-          <w:color w:val="000000" w:themeColor="text1"/>
-        </w:rPr>
-        <w:t xml:space="preserve"> family to receive more </w:t>
-      </w:r>
-      <w:r>
-        <w:rPr>
-          <w:color w:val="000000" w:themeColor="text1"/>
-        </w:rPr>
-        <w:t xml:space="preserve">than primary </w:t>
-      </w:r>
-      <w:r>
-        <w:rPr>
-          <w:color w:val="000000" w:themeColor="text1"/>
-        </w:rPr>
-        <w:t>education</w:t>
-      </w:r>
-      <w:r>
-        <w:rPr>
-          <w:color w:val="000000" w:themeColor="text1"/>
-        </w:rPr>
-        <w:t>, attending</w:t>
-      </w:r>
-      <w:r>
-        <w:rPr>
-          <w:color w:val="000000" w:themeColor="text1"/>
-        </w:rPr>
-        <w:t xml:space="preserve"> a French school </w:t>
-      </w:r>
-      <w:r>
-        <w:rPr>
-          <w:color w:val="000000" w:themeColor="text1"/>
-        </w:rPr>
-        <w:t>for</w:t>
-      </w:r>
-      <w:r>
-        <w:rPr>
-          <w:color w:val="000000" w:themeColor="text1"/>
-        </w:rPr>
-        <w:t xml:space="preserve"> girls from eight West</w:t>
-      </w:r>
-      <w:r>
-        <w:rPr>
-          <w:color w:val="000000" w:themeColor="text1"/>
-        </w:rPr>
-        <w:t xml:space="preserve"> </w:t>
-      </w:r>
-      <w:r>
-        <w:rPr>
-          <w:color w:val="000000" w:themeColor="text1"/>
-        </w:rPr>
-        <w:t>African countries</w:t>
-      </w:r>
-      <w:r>
-        <w:rPr>
-          <w:color w:val="000000" w:themeColor="text1"/>
-        </w:rPr>
-        <w:t xml:space="preserve"> in </w:t>
-      </w:r>
-      <w:proofErr w:type="spellStart"/>
-      <w:r>
-        <w:rPr>
-          <w:color w:val="000000" w:themeColor="text1"/>
-        </w:rPr>
-        <w:t>Rufisque</w:t>
-      </w:r>
-      <w:proofErr w:type="spellEnd"/>
-      <w:r>
-        <w:rPr>
           <w:color w:val="000000" w:themeColor="text1"/>
         </w:rPr>
         <w:t>, Senegal</w:t>
@@ -1124,21 +1524,7 @@
         <w:rPr>
           <w:color w:val="000000" w:themeColor="text1"/>
         </w:rPr>
-        <w:t xml:space="preserve"> a </w:t>
-      </w:r>
-      <w:proofErr w:type="gramStart"/>
-      <w:r>
-        <w:rPr>
-          <w:color w:val="000000" w:themeColor="text1"/>
-        </w:rPr>
-        <w:t>party</w:t>
-      </w:r>
-      <w:proofErr w:type="gramEnd"/>
-      <w:r>
-        <w:rPr>
-          <w:color w:val="000000" w:themeColor="text1"/>
-        </w:rPr>
-        <w:t xml:space="preserve"> and </w:t>
+        <w:t xml:space="preserve"> a party and </w:t>
       </w:r>
       <w:r>
         <w:rPr>
@@ -2030,27 +2416,13 @@
         <w:rPr>
           <w:color w:val="000000" w:themeColor="text1"/>
         </w:rPr>
-        <w:t xml:space="preserve">still hoped to handle the admission with the support of </w:t>
-      </w:r>
-      <w:proofErr w:type="gramStart"/>
-      <w:r>
-        <w:rPr>
-          <w:color w:val="000000" w:themeColor="text1"/>
-        </w:rPr>
-        <w:t xml:space="preserve">France, </w:t>
-      </w:r>
-      <w:r>
-        <w:rPr>
-          <w:color w:val="000000" w:themeColor="text1"/>
-        </w:rPr>
-        <w:t>but</w:t>
-      </w:r>
-      <w:proofErr w:type="gramEnd"/>
-      <w:r>
-        <w:rPr>
-          <w:color w:val="000000" w:themeColor="text1"/>
-        </w:rPr>
-        <w:t xml:space="preserve"> </w:t>
+        <w:t xml:space="preserve">still hoped to handle the admission with the support of France, </w:t>
+      </w:r>
+      <w:r>
+        <w:rPr>
+          <w:color w:val="000000" w:themeColor="text1"/>
+        </w:rPr>
+        <w:t xml:space="preserve">but </w:t>
       </w:r>
       <w:r>
         <w:rPr>
@@ -2799,6 +3171,7 @@
         <w:rPr>
           <w:color w:val="000000" w:themeColor="text1"/>
         </w:rPr>
+        <w:lastRenderedPageBreak/>
         <w:t xml:space="preserve">In November 1960 </w:t>
       </w:r>
       <w:r>
@@ -2817,14 +3190,7 @@
         <w:rPr>
           <w:color w:val="000000" w:themeColor="text1"/>
         </w:rPr>
-        <w:t xml:space="preserve">. </w:t>
-      </w:r>
-      <w:r>
-        <w:rPr>
-          <w:color w:val="000000" w:themeColor="text1"/>
-        </w:rPr>
-        <w:lastRenderedPageBreak/>
-        <w:t xml:space="preserve">Instead of returning to New York he sojourned in Guinea until </w:t>
+        <w:t xml:space="preserve">. Instead of returning to New York he sojourned in Guinea until </w:t>
       </w:r>
       <w:r>
         <w:rPr>
@@ -3488,35 +3854,13 @@
         <w:rPr>
           <w:color w:val="000000" w:themeColor="text1"/>
         </w:rPr>
-        <w:t xml:space="preserve"> Provisional General Secretariat led by </w:t>
-      </w:r>
-      <w:proofErr w:type="spellStart"/>
-      <w:r>
-        <w:rPr>
-          <w:color w:val="000000" w:themeColor="text1"/>
-        </w:rPr>
-        <w:t>Kifle</w:t>
-      </w:r>
-      <w:proofErr w:type="spellEnd"/>
-      <w:r>
-        <w:rPr>
-          <w:color w:val="000000" w:themeColor="text1"/>
-        </w:rPr>
-        <w:t xml:space="preserve"> </w:t>
-      </w:r>
-      <w:proofErr w:type="spellStart"/>
-      <w:r>
-        <w:rPr>
-          <w:color w:val="000000" w:themeColor="text1"/>
-        </w:rPr>
-        <w:t>Wodajo</w:t>
-      </w:r>
-      <w:proofErr w:type="spellEnd"/>
-      <w:r>
-        <w:rPr>
-          <w:color w:val="000000" w:themeColor="text1"/>
-        </w:rPr>
-        <w:t xml:space="preserve"> from Ethiopia</w:t>
+        <w:t xml:space="preserve"> Provisional General Secretariat led by Kifle </w:t>
+      </w:r>
+      <w:r>
+        <w:rPr>
+          <w:color w:val="000000" w:themeColor="text1"/>
+        </w:rPr>
+        <w:t>Wodajo from Ethiopia</w:t>
       </w:r>
       <w:r>
         <w:rPr>
@@ -3852,16 +4196,8 @@
         <w:rPr>
           <w:color w:val="000000" w:themeColor="text1"/>
         </w:rPr>
-        <w:t xml:space="preserve">mile </w:t>
-      </w:r>
-      <w:proofErr w:type="spellStart"/>
-      <w:r>
-        <w:rPr>
-          <w:color w:val="000000" w:themeColor="text1"/>
-        </w:rPr>
-        <w:t>Zinsou</w:t>
-      </w:r>
-      <w:proofErr w:type="spellEnd"/>
+        <w:t>mile Zinsou</w:t>
+      </w:r>
       <w:r>
         <w:rPr>
           <w:color w:val="000000" w:themeColor="text1"/>
@@ -4209,7 +4545,14 @@
         <w:rPr>
           <w:color w:val="000000" w:themeColor="text1"/>
         </w:rPr>
-        <w:t xml:space="preserve"> to initiate discussion of controversial </w:t>
+        <w:t xml:space="preserve"> to initiate discussion of </w:t>
+      </w:r>
+      <w:r>
+        <w:rPr>
+          <w:color w:val="000000" w:themeColor="text1"/>
+        </w:rPr>
+        <w:lastRenderedPageBreak/>
+        <w:t xml:space="preserve">controversial </w:t>
       </w:r>
       <w:r>
         <w:rPr>
@@ -4233,7 +4576,6 @@
         <w:rPr>
           <w:color w:val="000000" w:themeColor="text1"/>
         </w:rPr>
-        <w:lastRenderedPageBreak/>
         <w:t xml:space="preserve">and Government </w:t>
       </w:r>
       <w:r>
@@ -4437,21 +4779,7 @@
         <w:rPr>
           <w:color w:val="000000" w:themeColor="text1"/>
         </w:rPr>
-        <w:t xml:space="preserve">As additional responsibilities were delegated to the Administrative Secretariat (‘let </w:t>
-      </w:r>
-      <w:proofErr w:type="spellStart"/>
-      <w:r>
-        <w:rPr>
-          <w:color w:val="000000" w:themeColor="text1"/>
-        </w:rPr>
-        <w:t>Telli</w:t>
-      </w:r>
-      <w:proofErr w:type="spellEnd"/>
-      <w:r>
-        <w:rPr>
-          <w:color w:val="000000" w:themeColor="text1"/>
-        </w:rPr>
-        <w:t xml:space="preserve"> do it’), Diallo believed that the Administrative Secretary-General in his </w:t>
+        <w:t xml:space="preserve">As additional responsibilities were delegated to the Administrative Secretariat (‘let Telli do it’), Diallo believed that the Administrative Secretary-General in his </w:t>
       </w:r>
       <w:r>
         <w:rPr>
@@ -4531,35 +4859,7 @@
         <w:rPr>
           <w:color w:val="000000" w:themeColor="text1"/>
         </w:rPr>
-        <w:t xml:space="preserve">where </w:t>
-      </w:r>
-      <w:proofErr w:type="spellStart"/>
-      <w:r>
-        <w:rPr>
-          <w:color w:val="000000" w:themeColor="text1"/>
-        </w:rPr>
-        <w:t>Moïse</w:t>
-      </w:r>
-      <w:proofErr w:type="spellEnd"/>
-      <w:r>
-        <w:rPr>
-          <w:color w:val="000000" w:themeColor="text1"/>
-        </w:rPr>
-        <w:t xml:space="preserve"> </w:t>
-      </w:r>
-      <w:proofErr w:type="spellStart"/>
-      <w:r>
-        <w:rPr>
-          <w:color w:val="000000" w:themeColor="text1"/>
-        </w:rPr>
-        <w:t>Tshombe</w:t>
-      </w:r>
-      <w:proofErr w:type="spellEnd"/>
-      <w:r>
-        <w:rPr>
-          <w:color w:val="000000" w:themeColor="text1"/>
-        </w:rPr>
-        <w:t xml:space="preserve"> had proclaimed the province of Katanga independent. He called in foreign mercenary soldiers, while Congolese Prime Minister Lumumba successfully requested intervention from UN forces</w:t>
+        <w:t>where Moïse Tshombe had proclaimed the province of Katanga independent. He called in foreign mercenary soldiers, while Congolese Prime Minister Lumumba successfully requested intervention from UN forces</w:t>
       </w:r>
       <w:r>
         <w:rPr>
@@ -4577,21 +4877,7 @@
         <w:rPr>
           <w:color w:val="000000" w:themeColor="text1"/>
         </w:rPr>
-        <w:t>he OAU divided between pro- and anti-</w:t>
-      </w:r>
-      <w:proofErr w:type="spellStart"/>
-      <w:r>
-        <w:rPr>
-          <w:color w:val="000000" w:themeColor="text1"/>
-        </w:rPr>
-        <w:t>Tshombe</w:t>
-      </w:r>
-      <w:proofErr w:type="spellEnd"/>
-      <w:r>
-        <w:rPr>
-          <w:color w:val="000000" w:themeColor="text1"/>
-        </w:rPr>
-        <w:t xml:space="preserve"> governments</w:t>
+        <w:t>he OAU divided between pro- and anti-Tshombe governments</w:t>
       </w:r>
       <w:r>
         <w:rPr>
@@ -5153,19 +5439,11 @@
         </w:rPr>
         <w:t xml:space="preserve"> against the Congolese government. </w:t>
       </w:r>
-      <w:proofErr w:type="spellStart"/>
-      <w:r>
-        <w:rPr>
-          <w:color w:val="000000" w:themeColor="text1"/>
-        </w:rPr>
-        <w:t>Hamani</w:t>
-      </w:r>
-      <w:proofErr w:type="spellEnd"/>
-      <w:r>
-        <w:rPr>
-          <w:color w:val="000000" w:themeColor="text1"/>
-        </w:rPr>
-        <w:t xml:space="preserve"> Diori, President of Niger and </w:t>
+      <w:r>
+        <w:rPr>
+          <w:color w:val="000000" w:themeColor="text1"/>
+        </w:rPr>
+        <w:t xml:space="preserve">Hamani Diori, President of Niger and </w:t>
       </w:r>
       <w:r>
         <w:rPr>
@@ -5320,21 +5598,8 @@
       <w:r>
         <w:t xml:space="preserve">rival candidate </w:t>
       </w:r>
-      <w:proofErr w:type="spellStart"/>
-      <w:r>
-        <w:t>Fidele</w:t>
-      </w:r>
-      <w:proofErr w:type="spellEnd"/>
-      <w:r>
-        <w:t xml:space="preserve"> </w:t>
-      </w:r>
-      <w:proofErr w:type="spellStart"/>
-      <w:r>
-        <w:t>Nkundabagenzi</w:t>
-      </w:r>
-      <w:proofErr w:type="spellEnd"/>
-      <w:r>
-        <w:t xml:space="preserve"> </w:t>
+      <w:r>
+        <w:t xml:space="preserve">Fidele Nkundabagenzi </w:t>
       </w:r>
       <w:r>
         <w:rPr>
@@ -5564,7 +5829,14 @@
         <w:rPr>
           <w:color w:val="000000" w:themeColor="text1"/>
         </w:rPr>
-        <w:t>, however, revealed and enhanced contradictions between conservative and progressive countries</w:t>
+        <w:t xml:space="preserve">, however, revealed and enhanced </w:t>
+      </w:r>
+      <w:r>
+        <w:rPr>
+          <w:color w:val="000000" w:themeColor="text1"/>
+        </w:rPr>
+        <w:lastRenderedPageBreak/>
+        <w:t>contradictions between conservative and progressive countries</w:t>
       </w:r>
       <w:r>
         <w:rPr>
@@ -5582,14 +5854,7 @@
         <w:rPr>
           <w:color w:val="000000" w:themeColor="text1"/>
         </w:rPr>
-        <w:t xml:space="preserve">He regarded </w:t>
-      </w:r>
-      <w:r>
-        <w:rPr>
-          <w:color w:val="000000" w:themeColor="text1"/>
-        </w:rPr>
-        <w:lastRenderedPageBreak/>
-        <w:t xml:space="preserve">the ending of the Nigerian-Biafran hostilities in January 1970 as ‘one of the greatest victories of the OAU’ (quoted in Lewin 1992: 154). </w:t>
+        <w:t xml:space="preserve">He regarded the ending of the Nigerian-Biafran hostilities in January 1970 as ‘one of the greatest victories of the OAU’ (quoted in Lewin 1992: 154). </w:t>
       </w:r>
       <w:r>
         <w:rPr>
@@ -6388,19 +6653,11 @@
         </w:rPr>
         <w:t xml:space="preserve"> </w:t>
       </w:r>
-      <w:proofErr w:type="spellStart"/>
-      <w:r>
-        <w:rPr>
-          <w:color w:val="000000" w:themeColor="text1"/>
-        </w:rPr>
-        <w:t>Boiro</w:t>
-      </w:r>
-      <w:proofErr w:type="spellEnd"/>
-      <w:r>
-        <w:rPr>
-          <w:color w:val="000000" w:themeColor="text1"/>
-        </w:rPr>
-        <w:t xml:space="preserve"> </w:t>
+      <w:r>
+        <w:rPr>
+          <w:color w:val="000000" w:themeColor="text1"/>
+        </w:rPr>
+        <w:t xml:space="preserve">Boiro </w:t>
       </w:r>
       <w:r>
         <w:rPr>
@@ -6664,21 +6921,7 @@
         <w:rPr>
           <w:color w:val="000000" w:themeColor="text1"/>
         </w:rPr>
-        <w:t xml:space="preserve">allegedly in the </w:t>
-      </w:r>
-      <w:proofErr w:type="spellStart"/>
-      <w:r>
-        <w:rPr>
-          <w:color w:val="000000" w:themeColor="text1"/>
-        </w:rPr>
-        <w:t>Nongo</w:t>
-      </w:r>
-      <w:proofErr w:type="spellEnd"/>
-      <w:r>
-        <w:rPr>
-          <w:color w:val="000000" w:themeColor="text1"/>
-        </w:rPr>
-        <w:t xml:space="preserve"> cemetery in Conakry</w:t>
+        <w:t>allegedly in the Nongo cemetery in Conakry</w:t>
       </w:r>
       <w:r>
         <w:rPr>
@@ -6968,161 +7211,147 @@
         <w:rPr>
           <w:color w:val="000000" w:themeColor="text1"/>
         </w:rPr>
-        <w:t xml:space="preserve">the </w:t>
+        <w:t xml:space="preserve">the Boiro </w:t>
+      </w:r>
+      <w:r>
+        <w:rPr>
+          <w:color w:val="000000" w:themeColor="text1"/>
+        </w:rPr>
+        <w:t xml:space="preserve">concentration </w:t>
+      </w:r>
+      <w:r>
+        <w:rPr>
+          <w:color w:val="000000" w:themeColor="text1"/>
+        </w:rPr>
+        <w:t xml:space="preserve">camp between 1976 and 1980. French diplomat André Lewin, who </w:t>
+      </w:r>
+      <w:r>
+        <w:rPr>
+          <w:color w:val="000000" w:themeColor="text1"/>
+        </w:rPr>
+        <w:t xml:space="preserve">was ambassador to Guinea </w:t>
+      </w:r>
+      <w:r>
+        <w:rPr>
+          <w:color w:val="000000" w:themeColor="text1"/>
+        </w:rPr>
+        <w:lastRenderedPageBreak/>
+        <w:t xml:space="preserve">(1975-1979) and </w:t>
+      </w:r>
+      <w:r>
+        <w:rPr>
+          <w:color w:val="000000" w:themeColor="text1"/>
+        </w:rPr>
+        <w:t xml:space="preserve">had </w:t>
+      </w:r>
+      <w:r>
+        <w:rPr>
+          <w:color w:val="000000" w:themeColor="text1"/>
+        </w:rPr>
+        <w:t>known</w:t>
+      </w:r>
+      <w:r>
+        <w:rPr>
+          <w:color w:val="000000" w:themeColor="text1"/>
+        </w:rPr>
+        <w:t xml:space="preserve"> Diallo during the two years </w:t>
+      </w:r>
+      <w:r>
+        <w:rPr>
+          <w:color w:val="000000" w:themeColor="text1"/>
+        </w:rPr>
+        <w:t>prior to his confinement</w:t>
+      </w:r>
+      <w:r>
+        <w:rPr>
+          <w:color w:val="000000" w:themeColor="text1"/>
+        </w:rPr>
+        <w:t xml:space="preserve">, wrote a detailed biography, </w:t>
+      </w:r>
+      <w:r>
+        <w:rPr>
+          <w:color w:val="000000" w:themeColor="text1"/>
+        </w:rPr>
+        <w:t xml:space="preserve">published in 1990, </w:t>
+      </w:r>
+      <w:r>
+        <w:rPr>
+          <w:color w:val="000000" w:themeColor="text1"/>
+        </w:rPr>
+        <w:t>based on many written sources and interviews</w:t>
+      </w:r>
+      <w:r>
+        <w:rPr>
+          <w:color w:val="000000" w:themeColor="text1"/>
+        </w:rPr>
+        <w:t>, with</w:t>
+      </w:r>
+      <w:r>
+        <w:rPr>
+          <w:color w:val="000000" w:themeColor="text1"/>
+        </w:rPr>
+        <w:t xml:space="preserve"> </w:t>
+      </w:r>
+      <w:r>
+        <w:rPr>
+          <w:color w:val="000000" w:themeColor="text1"/>
+        </w:rPr>
+        <w:t xml:space="preserve">the French Ministry of Justice refusing access </w:t>
+      </w:r>
+      <w:r>
+        <w:rPr>
+          <w:color w:val="000000" w:themeColor="text1"/>
+        </w:rPr>
+        <w:t xml:space="preserve">to </w:t>
+      </w:r>
+      <w:r>
+        <w:rPr>
+          <w:color w:val="000000" w:themeColor="text1"/>
+        </w:rPr>
+        <w:t>Diallo’s administrative dossier</w:t>
+      </w:r>
+      <w:r>
+        <w:rPr>
+          <w:color w:val="000000" w:themeColor="text1"/>
+        </w:rPr>
+        <w:t>.</w:t>
+      </w:r>
+      <w:r>
+        <w:rPr>
+          <w:color w:val="000000" w:themeColor="text1"/>
+        </w:rPr>
+        <w:t xml:space="preserve"> </w:t>
+      </w:r>
+      <w:r>
+        <w:rPr>
+          <w:color w:val="000000" w:themeColor="text1"/>
+        </w:rPr>
+        <w:t>In 1984 the Tour</w:t>
+      </w:r>
+      <w:r>
+        <w:rPr>
+          <w:color w:val="000000" w:themeColor="text1"/>
+        </w:rPr>
+        <w:t>é</w:t>
+      </w:r>
+      <w:r>
+        <w:rPr>
+          <w:color w:val="000000" w:themeColor="text1"/>
+        </w:rPr>
+        <w:t xml:space="preserve"> regime was overthrown and the Avenue du </w:t>
       </w:r>
       <w:proofErr w:type="spellStart"/>
       <w:r>
         <w:rPr>
           <w:color w:val="000000" w:themeColor="text1"/>
         </w:rPr>
-        <w:t>Boiro</w:t>
+        <w:t>Général</w:t>
       </w:r>
       <w:proofErr w:type="spellEnd"/>
       <w:r>
         <w:rPr>
           <w:color w:val="000000" w:themeColor="text1"/>
         </w:rPr>
-        <w:t xml:space="preserve"> </w:t>
-      </w:r>
-      <w:r>
-        <w:rPr>
-          <w:color w:val="000000" w:themeColor="text1"/>
-        </w:rPr>
-        <w:t xml:space="preserve">concentration </w:t>
-      </w:r>
-      <w:r>
-        <w:rPr>
-          <w:color w:val="000000" w:themeColor="text1"/>
-        </w:rPr>
-        <w:t xml:space="preserve">camp between 1976 and 1980. French diplomat André Lewin, who </w:t>
-      </w:r>
-      <w:r>
-        <w:rPr>
-          <w:color w:val="000000" w:themeColor="text1"/>
-        </w:rPr>
-        <w:t xml:space="preserve">was ambassador to Guinea (1975-1979) and </w:t>
-      </w:r>
-      <w:r>
-        <w:rPr>
-          <w:color w:val="000000" w:themeColor="text1"/>
-        </w:rPr>
-        <w:t xml:space="preserve">had </w:t>
-      </w:r>
-      <w:r>
-        <w:rPr>
-          <w:color w:val="000000" w:themeColor="text1"/>
-        </w:rPr>
-        <w:t>known</w:t>
-      </w:r>
-      <w:r>
-        <w:rPr>
-          <w:color w:val="000000" w:themeColor="text1"/>
-        </w:rPr>
-        <w:t xml:space="preserve"> Diallo during the two years </w:t>
-      </w:r>
-      <w:r>
-        <w:rPr>
-          <w:color w:val="000000" w:themeColor="text1"/>
-        </w:rPr>
-        <w:t>prior to his confinement</w:t>
-      </w:r>
-      <w:r>
-        <w:rPr>
-          <w:color w:val="000000" w:themeColor="text1"/>
-        </w:rPr>
-        <w:t xml:space="preserve">, wrote a </w:t>
-      </w:r>
-      <w:r>
-        <w:rPr>
-          <w:color w:val="000000" w:themeColor="text1"/>
-        </w:rPr>
-        <w:lastRenderedPageBreak/>
-        <w:t xml:space="preserve">detailed biography, </w:t>
-      </w:r>
-      <w:r>
-        <w:rPr>
-          <w:color w:val="000000" w:themeColor="text1"/>
-        </w:rPr>
-        <w:t xml:space="preserve">published in 1990, </w:t>
-      </w:r>
-      <w:r>
-        <w:rPr>
-          <w:color w:val="000000" w:themeColor="text1"/>
-        </w:rPr>
-        <w:t>based on many written sources and interviews</w:t>
-      </w:r>
-      <w:r>
-        <w:rPr>
-          <w:color w:val="000000" w:themeColor="text1"/>
-        </w:rPr>
-        <w:t>, with</w:t>
-      </w:r>
-      <w:r>
-        <w:rPr>
-          <w:color w:val="000000" w:themeColor="text1"/>
-        </w:rPr>
-        <w:t xml:space="preserve"> </w:t>
-      </w:r>
-      <w:r>
-        <w:rPr>
-          <w:color w:val="000000" w:themeColor="text1"/>
-        </w:rPr>
-        <w:t xml:space="preserve">the French Ministry of Justice refusing access </w:t>
-      </w:r>
-      <w:r>
-        <w:rPr>
-          <w:color w:val="000000" w:themeColor="text1"/>
-        </w:rPr>
-        <w:t xml:space="preserve">to </w:t>
-      </w:r>
-      <w:r>
-        <w:rPr>
-          <w:color w:val="000000" w:themeColor="text1"/>
-        </w:rPr>
-        <w:t>Diallo’s administrative dossier</w:t>
-      </w:r>
-      <w:r>
-        <w:rPr>
-          <w:color w:val="000000" w:themeColor="text1"/>
-        </w:rPr>
-        <w:t>.</w:t>
-      </w:r>
-      <w:r>
-        <w:rPr>
-          <w:color w:val="000000" w:themeColor="text1"/>
-        </w:rPr>
-        <w:t xml:space="preserve"> </w:t>
-      </w:r>
-      <w:r>
-        <w:rPr>
-          <w:color w:val="000000" w:themeColor="text1"/>
-        </w:rPr>
-        <w:t>In 1984 the Tour</w:t>
-      </w:r>
-      <w:r>
-        <w:rPr>
-          <w:color w:val="000000" w:themeColor="text1"/>
-        </w:rPr>
-        <w:t>é</w:t>
-      </w:r>
-      <w:r>
-        <w:rPr>
-          <w:color w:val="000000" w:themeColor="text1"/>
-        </w:rPr>
-        <w:t xml:space="preserve"> regime was overthrown and the Avenue du </w:t>
-      </w:r>
-      <w:proofErr w:type="spellStart"/>
-      <w:r>
-        <w:rPr>
-          <w:color w:val="000000" w:themeColor="text1"/>
-        </w:rPr>
-        <w:t>Général</w:t>
-      </w:r>
-      <w:proofErr w:type="spellEnd"/>
-      <w:r>
-        <w:rPr>
-          <w:color w:val="000000" w:themeColor="text1"/>
-        </w:rPr>
         <w:t xml:space="preserve"> De </w:t>
       </w:r>
       <w:r>
@@ -7135,16 +7364,8 @@
         <w:rPr>
           <w:color w:val="000000" w:themeColor="text1"/>
         </w:rPr>
-        <w:t xml:space="preserve"> in Conakry was renamed Boulevard Diallo </w:t>
-      </w:r>
-      <w:proofErr w:type="spellStart"/>
-      <w:r>
-        <w:rPr>
-          <w:color w:val="000000" w:themeColor="text1"/>
-        </w:rPr>
-        <w:t>Telli</w:t>
-      </w:r>
-      <w:proofErr w:type="spellEnd"/>
+        <w:t xml:space="preserve"> in Conakry was renamed Boulevard Diallo Telli</w:t>
+      </w:r>
       <w:r>
         <w:rPr>
           <w:color w:val="000000" w:themeColor="text1"/>
@@ -7218,75 +7439,49 @@
       <w:r>
         <w:t xml:space="preserve">’ in: </w:t>
       </w:r>
-      <w:proofErr w:type="spellStart"/>
       <w:r>
         <w:rPr>
           <w:i/>
           <w:iCs/>
         </w:rPr>
-        <w:t>Présence</w:t>
-      </w:r>
-      <w:proofErr w:type="spellEnd"/>
+        <w:t>Présence Africaine</w:t>
+      </w:r>
+      <w:r>
+        <w:t>, 22/5, 1958, 29-47;</w:t>
+      </w:r>
+      <w:r>
+        <w:t xml:space="preserve"> </w:t>
+      </w:r>
+      <w:r>
+        <w:t xml:space="preserve">‘The Organization of African Unity in Historical Perspective’ in: </w:t>
+      </w:r>
       <w:r>
         <w:rPr>
           <w:i/>
           <w:iCs/>
         </w:rPr>
-        <w:t xml:space="preserve"> </w:t>
-      </w:r>
-      <w:proofErr w:type="spellStart"/>
+        <w:t>African Forum. A Quarterly Journal of Contemporary Affairs</w:t>
+      </w:r>
+      <w:r>
+        <w:t xml:space="preserve">, 1/2, </w:t>
+      </w:r>
+      <w:r>
+        <w:t>Autumn</w:t>
+      </w:r>
+      <w:r>
+        <w:t xml:space="preserve"> </w:t>
+      </w:r>
+      <w:r>
+        <w:t xml:space="preserve">1965, 7-28; </w:t>
+      </w:r>
+      <w:r>
+        <w:t xml:space="preserve">‘Diallo Telli on Rhodesia’ in: </w:t>
+      </w:r>
       <w:r>
         <w:rPr>
           <w:i/>
           <w:iCs/>
         </w:rPr>
-        <w:t>Africaine</w:t>
-      </w:r>
-      <w:proofErr w:type="spellEnd"/>
-      <w:r>
-        <w:t>, 22/5, 1958, 29-47;</w:t>
-      </w:r>
-      <w:r>
-        <w:t xml:space="preserve"> </w:t>
-      </w:r>
-      <w:r>
-        <w:t xml:space="preserve">‘The Organization of African Unity in Historical Perspective’ in: </w:t>
-      </w:r>
-      <w:r>
-        <w:rPr>
-          <w:i/>
-          <w:iCs/>
-        </w:rPr>
-        <w:t>African Forum. A Quarterly Journal of Contemporary Affairs</w:t>
-      </w:r>
-      <w:r>
-        <w:t xml:space="preserve">, 1/2, </w:t>
-      </w:r>
-      <w:r>
-        <w:t>Autumn</w:t>
-      </w:r>
-      <w:r>
-        <w:t xml:space="preserve"> </w:t>
-      </w:r>
-      <w:r>
-        <w:t xml:space="preserve">1965, 7-28; </w:t>
-      </w:r>
-      <w:r>
-        <w:t xml:space="preserve">‘Diallo </w:t>
-      </w:r>
-      <w:proofErr w:type="spellStart"/>
-      <w:r>
-        <w:t>Telli</w:t>
-      </w:r>
-      <w:proofErr w:type="spellEnd"/>
-      <w:r>
-        <w:t xml:space="preserve"> on Rhodesia’ in: </w:t>
-      </w:r>
-      <w:r>
-        <w:rPr>
-          <w:i/>
-          <w:iCs/>
-        </w:rPr>
         <w:t>West Africa</w:t>
       </w:r>
       <w:r>
@@ -7302,15 +7497,7 @@
         <w:t xml:space="preserve"> </w:t>
       </w:r>
       <w:r>
-        <w:t xml:space="preserve">‘Diallo </w:t>
-      </w:r>
-      <w:proofErr w:type="spellStart"/>
-      <w:r>
-        <w:t>Telli’s</w:t>
-      </w:r>
-      <w:proofErr w:type="spellEnd"/>
-      <w:r>
-        <w:t xml:space="preserve"> Headaches’ in: </w:t>
+        <w:t xml:space="preserve">‘Diallo Telli’s Headaches’ in: </w:t>
       </w:r>
       <w:r>
         <w:rPr>
@@ -7428,41 +7615,41 @@
           <w:iCs/>
           <w:lang w:val="en-US"/>
         </w:rPr>
-        <w:t xml:space="preserve">La mort de Diallo </w:t>
-      </w:r>
-      <w:proofErr w:type="spellStart"/>
+        <w:t xml:space="preserve">La mort de Diallo Telli: </w:t>
+      </w:r>
       <w:r>
         <w:rPr>
           <w:i/>
           <w:iCs/>
           <w:lang w:val="en-US"/>
         </w:rPr>
-        <w:t>Telli</w:t>
-      </w:r>
-      <w:proofErr w:type="spellEnd"/>
+        <w:t>Premi</w:t>
+      </w:r>
       <w:r>
         <w:rPr>
           <w:i/>
           <w:iCs/>
           <w:lang w:val="en-US"/>
         </w:rPr>
-        <w:t xml:space="preserve">: </w:t>
-      </w:r>
+        <w:t xml:space="preserve">er </w:t>
+      </w:r>
+      <w:proofErr w:type="spellStart"/>
       <w:r>
         <w:rPr>
           <w:i/>
           <w:iCs/>
           <w:lang w:val="en-US"/>
         </w:rPr>
-        <w:t>Premi</w:t>
-      </w:r>
+        <w:t>Secrétaire</w:t>
+      </w:r>
+      <w:proofErr w:type="spellEnd"/>
       <w:r>
         <w:rPr>
           <w:i/>
           <w:iCs/>
           <w:lang w:val="en-US"/>
         </w:rPr>
-        <w:t xml:space="preserve">er </w:t>
+        <w:t xml:space="preserve"> </w:t>
       </w:r>
       <w:proofErr w:type="spellStart"/>
       <w:r>
@@ -7471,7 +7658,7 @@
           <w:iCs/>
           <w:lang w:val="en-US"/>
         </w:rPr>
-        <w:t>Secrétaire</w:t>
+        <w:t>Général</w:t>
       </w:r>
       <w:proofErr w:type="spellEnd"/>
       <w:r>
@@ -7482,48 +7669,30 @@
         </w:rPr>
         <w:t xml:space="preserve"> </w:t>
       </w:r>
-      <w:proofErr w:type="spellStart"/>
       <w:r>
         <w:rPr>
           <w:i/>
           <w:iCs/>
           <w:lang w:val="en-US"/>
         </w:rPr>
-        <w:t>Général</w:t>
-      </w:r>
-      <w:proofErr w:type="spellEnd"/>
+        <w:t xml:space="preserve">de </w:t>
+      </w:r>
+      <w:proofErr w:type="spellStart"/>
       <w:r>
         <w:rPr>
           <w:i/>
           <w:iCs/>
           <w:lang w:val="en-US"/>
         </w:rPr>
-        <w:t xml:space="preserve"> </w:t>
-      </w:r>
+        <w:t>l’O.U.A</w:t>
+      </w:r>
+      <w:proofErr w:type="spellEnd"/>
       <w:r>
         <w:rPr>
           <w:i/>
           <w:iCs/>
           <w:lang w:val="en-US"/>
         </w:rPr>
-        <w:t xml:space="preserve">de </w:t>
-      </w:r>
-      <w:proofErr w:type="spellStart"/>
-      <w:r>
-        <w:rPr>
-          <w:i/>
-          <w:iCs/>
-          <w:lang w:val="en-US"/>
-        </w:rPr>
-        <w:t>l’O.U.A</w:t>
-      </w:r>
-      <w:proofErr w:type="spellEnd"/>
-      <w:r>
-        <w:rPr>
-          <w:i/>
-          <w:iCs/>
-          <w:lang w:val="en-US"/>
-        </w:rPr>
         <w:t>.</w:t>
       </w:r>
       <w:r>
@@ -7544,19 +7713,11 @@
         </w:rPr>
         <w:t xml:space="preserve"> 1983; ‘</w:t>
       </w:r>
-      <w:proofErr w:type="spellStart"/>
-      <w:r>
-        <w:rPr>
-          <w:lang w:val="en-US"/>
-        </w:rPr>
-        <w:t>Telli</w:t>
-      </w:r>
-      <w:proofErr w:type="spellEnd"/>
-      <w:r>
-        <w:rPr>
-          <w:lang w:val="en-US"/>
-        </w:rPr>
-        <w:t xml:space="preserve">, </w:t>
+      <w:r>
+        <w:rPr>
+          <w:lang w:val="en-US"/>
+        </w:rPr>
+        <w:t xml:space="preserve">Telli, </w:t>
       </w:r>
       <w:r>
         <w:rPr>
@@ -7776,16 +7937,15 @@
           <w:iCs/>
           <w:lang w:val="en-US"/>
         </w:rPr>
-        <w:t xml:space="preserve">Diallo </w:t>
-      </w:r>
-      <w:proofErr w:type="spellStart"/>
+        <w:t>Diallo Tel</w:t>
+      </w:r>
       <w:r>
         <w:rPr>
           <w:i/>
           <w:iCs/>
           <w:lang w:val="en-US"/>
         </w:rPr>
-        <w:t>Tel</w:t>
+        <w:t>l</w:t>
       </w:r>
       <w:r>
         <w:rPr>
@@ -7793,15 +7953,16 @@
           <w:iCs/>
           <w:lang w:val="en-US"/>
         </w:rPr>
-        <w:t>l</w:t>
-      </w:r>
+        <w:t xml:space="preserve">i. Le </w:t>
+      </w:r>
+      <w:proofErr w:type="spellStart"/>
       <w:r>
         <w:rPr>
           <w:i/>
           <w:iCs/>
           <w:lang w:val="en-US"/>
         </w:rPr>
-        <w:t>i</w:t>
+        <w:t>tragique</w:t>
       </w:r>
       <w:proofErr w:type="spellEnd"/>
       <w:r>
@@ -7810,7 +7971,7 @@
           <w:iCs/>
           <w:lang w:val="en-US"/>
         </w:rPr>
-        <w:t xml:space="preserve">. Le </w:t>
+        <w:t xml:space="preserve"> </w:t>
       </w:r>
       <w:proofErr w:type="spellStart"/>
       <w:r>
@@ -7819,7 +7980,7 @@
           <w:iCs/>
           <w:lang w:val="en-US"/>
         </w:rPr>
-        <w:t>tragique</w:t>
+        <w:t>destin</w:t>
       </w:r>
       <w:proofErr w:type="spellEnd"/>
       <w:r>
@@ -7828,152 +7989,102 @@
           <w:iCs/>
           <w:lang w:val="en-US"/>
         </w:rPr>
-        <w:t xml:space="preserve"> </w:t>
-      </w:r>
-      <w:proofErr w:type="spellStart"/>
+        <w:t xml:space="preserve"> d’un grand Africain</w:t>
+      </w:r>
+      <w:r>
+        <w:rPr>
+          <w:lang w:val="en-US"/>
+        </w:rPr>
+        <w:t xml:space="preserve">, Paris 1990; </w:t>
+      </w:r>
+      <w:r>
+        <w:rPr>
+          <w:lang w:val="en-US"/>
+        </w:rPr>
+        <w:t>R. Mortimer, ‘Diallo Telli’ in:</w:t>
+      </w:r>
+      <w:r>
+        <w:rPr>
+          <w:lang w:val="en-US"/>
+        </w:rPr>
+        <w:t xml:space="preserve"> H. Glickman (Ed.),</w:t>
+      </w:r>
+      <w:r>
+        <w:rPr>
+          <w:lang w:val="en-US"/>
+        </w:rPr>
+        <w:t xml:space="preserve"> </w:t>
+      </w:r>
       <w:r>
         <w:rPr>
           <w:i/>
           <w:iCs/>
           <w:lang w:val="en-US"/>
         </w:rPr>
+        <w:t>Political Leaders of Contemporary Africa South of the Sahara. A Biographical Dictionary</w:t>
+      </w:r>
+      <w:r>
+        <w:rPr>
+          <w:lang w:val="en-US"/>
+        </w:rPr>
+        <w:t xml:space="preserve">, </w:t>
+      </w:r>
+      <w:r>
+        <w:rPr>
+          <w:lang w:val="en-US"/>
+        </w:rPr>
+        <w:t>Westport</w:t>
+      </w:r>
+      <w:r>
+        <w:rPr>
+          <w:lang w:val="en-US"/>
+        </w:rPr>
+        <w:t xml:space="preserve"> 1992,</w:t>
+      </w:r>
+      <w:r>
+        <w:rPr>
+          <w:lang w:val="en-US"/>
+        </w:rPr>
+        <w:t xml:space="preserve"> </w:t>
+      </w:r>
+      <w:r>
+        <w:rPr>
+          <w:lang w:val="en-US"/>
+        </w:rPr>
+        <w:t>281-286</w:t>
+      </w:r>
+      <w:r>
+        <w:rPr>
+          <w:lang w:val="en-US"/>
+        </w:rPr>
+        <w:t xml:space="preserve">; </w:t>
+      </w:r>
+      <w:r>
+        <w:t xml:space="preserve">H. </w:t>
+      </w:r>
+      <w:proofErr w:type="spellStart"/>
+      <w:r>
+        <w:t>Mbouguen</w:t>
+      </w:r>
+      <w:proofErr w:type="spellEnd"/>
+      <w:r>
+        <w:t xml:space="preserve">, ‘Le </w:t>
+      </w:r>
+      <w:proofErr w:type="spellStart"/>
+      <w:r>
         <w:t>destin</w:t>
       </w:r>
       <w:proofErr w:type="spellEnd"/>
       <w:r>
-        <w:rPr>
-          <w:i/>
-          <w:iCs/>
-          <w:lang w:val="en-US"/>
-        </w:rPr>
-        <w:t xml:space="preserve"> d’un grand </w:t>
+        <w:t xml:space="preserve"> brilliant et </w:t>
       </w:r>
       <w:proofErr w:type="spellStart"/>
       <w:r>
-        <w:rPr>
-          <w:i/>
-          <w:iCs/>
-          <w:lang w:val="en-US"/>
-        </w:rPr>
-        <w:t>Africain</w:t>
+        <w:t>tragique</w:t>
       </w:r>
       <w:proofErr w:type="spellEnd"/>
       <w:r>
-        <w:rPr>
-          <w:lang w:val="en-US"/>
-        </w:rPr>
-        <w:t xml:space="preserve">, Paris 1990; </w:t>
-      </w:r>
-      <w:r>
-        <w:rPr>
-          <w:lang w:val="en-US"/>
-        </w:rPr>
-        <w:t xml:space="preserve">R. Mortimer, ‘Diallo </w:t>
-      </w:r>
-      <w:proofErr w:type="spellStart"/>
-      <w:r>
-        <w:rPr>
-          <w:lang w:val="en-US"/>
-        </w:rPr>
-        <w:t>Telli</w:t>
-      </w:r>
-      <w:proofErr w:type="spellEnd"/>
-      <w:r>
-        <w:rPr>
-          <w:lang w:val="en-US"/>
-        </w:rPr>
-        <w:t>’ in:</w:t>
-      </w:r>
-      <w:r>
-        <w:rPr>
-          <w:lang w:val="en-US"/>
-        </w:rPr>
-        <w:t xml:space="preserve"> H. Glickman (Ed.),</w:t>
-      </w:r>
-      <w:r>
-        <w:rPr>
-          <w:lang w:val="en-US"/>
-        </w:rPr>
-        <w:t xml:space="preserve"> </w:t>
-      </w:r>
-      <w:r>
-        <w:rPr>
-          <w:i/>
-          <w:iCs/>
-          <w:lang w:val="en-US"/>
-        </w:rPr>
-        <w:t>Political Leaders of Contemporary Africa South of the Sahara. A Biographical Dictionary</w:t>
-      </w:r>
-      <w:r>
-        <w:rPr>
-          <w:lang w:val="en-US"/>
-        </w:rPr>
-        <w:t xml:space="preserve">, </w:t>
-      </w:r>
-      <w:r>
-        <w:rPr>
-          <w:lang w:val="en-US"/>
-        </w:rPr>
-        <w:t>Westport</w:t>
-      </w:r>
-      <w:r>
-        <w:rPr>
-          <w:lang w:val="en-US"/>
-        </w:rPr>
-        <w:t xml:space="preserve"> 1992,</w:t>
-      </w:r>
-      <w:r>
-        <w:rPr>
-          <w:lang w:val="en-US"/>
-        </w:rPr>
-        <w:t xml:space="preserve"> </w:t>
-      </w:r>
-      <w:r>
-        <w:rPr>
-          <w:lang w:val="en-US"/>
-        </w:rPr>
-        <w:t>281-286</w:t>
-      </w:r>
-      <w:r>
-        <w:rPr>
-          <w:lang w:val="en-US"/>
-        </w:rPr>
-        <w:t xml:space="preserve">; </w:t>
-      </w:r>
-      <w:r>
-        <w:t xml:space="preserve">H. </w:t>
-      </w:r>
-      <w:proofErr w:type="spellStart"/>
-      <w:r>
-        <w:t>Mbouguen</w:t>
-      </w:r>
-      <w:proofErr w:type="spellEnd"/>
-      <w:r>
-        <w:t xml:space="preserve">, ‘Le </w:t>
-      </w:r>
-      <w:proofErr w:type="spellStart"/>
-      <w:r>
-        <w:t>destin</w:t>
-      </w:r>
-      <w:proofErr w:type="spellEnd"/>
-      <w:r>
-        <w:t xml:space="preserve"> brilliant et </w:t>
-      </w:r>
-      <w:proofErr w:type="spellStart"/>
-      <w:r>
-        <w:t>tragique</w:t>
-      </w:r>
-      <w:proofErr w:type="spellEnd"/>
-      <w:r>
-        <w:t xml:space="preserve"> de Diallo </w:t>
-      </w:r>
-      <w:proofErr w:type="spellStart"/>
-      <w:r>
-        <w:t>Telli</w:t>
-      </w:r>
-      <w:proofErr w:type="spellEnd"/>
-      <w:r>
-        <w:t xml:space="preserve"> (1925-1977)’ in: </w:t>
+        <w:t xml:space="preserve"> de Diallo Telli (1925-1977)’ in: </w:t>
       </w:r>
       <w:proofErr w:type="spellStart"/>
       <w:r>
@@ -8050,112 +8161,95 @@
         <w:rPr>
           <w:lang w:val="en-US"/>
         </w:rPr>
-        <w:t xml:space="preserve">A. Lewin, ‘Mort de Diallo </w:t>
-      </w:r>
-      <w:proofErr w:type="spellStart"/>
-      <w:r>
-        <w:rPr>
-          <w:lang w:val="en-US"/>
-        </w:rPr>
-        <w:t>Telli</w:t>
-      </w:r>
-      <w:proofErr w:type="spellEnd"/>
-      <w:r>
-        <w:rPr>
-          <w:lang w:val="en-US"/>
-        </w:rPr>
-        <w:t xml:space="preserve">’ in: </w:t>
-      </w:r>
-      <w:proofErr w:type="spellStart"/>
+        <w:t xml:space="preserve">A. Lewin, ‘Mort de Diallo Telli’ in: </w:t>
+      </w:r>
       <w:r>
         <w:rPr>
           <w:i/>
           <w:iCs/>
           <w:lang w:val="en-US"/>
         </w:rPr>
-        <w:t>Jeune</w:t>
+        <w:t>Jeune Afrique</w:t>
+      </w:r>
+      <w:r>
+        <w:rPr>
+          <w:lang w:val="en-US"/>
+        </w:rPr>
+        <w:t>, 27</w:t>
+      </w:r>
+      <w:r>
+        <w:rPr>
+          <w:lang w:val="en-US"/>
+        </w:rPr>
+        <w:t xml:space="preserve"> February </w:t>
+      </w:r>
+      <w:r>
+        <w:rPr>
+          <w:lang w:val="en-US"/>
+        </w:rPr>
+        <w:t xml:space="preserve">2007; </w:t>
+      </w:r>
+      <w:r>
+        <w:rPr>
+          <w:lang w:val="en-US"/>
+        </w:rPr>
+        <w:t xml:space="preserve">P. Barthélémy, ‘Les colons </w:t>
+      </w:r>
+      <w:proofErr w:type="spellStart"/>
+      <w:r>
+        <w:rPr>
+          <w:lang w:val="en-US"/>
+        </w:rPr>
+        <w:t>étaient</w:t>
       </w:r>
       <w:proofErr w:type="spellEnd"/>
+      <w:r>
+        <w:rPr>
+          <w:lang w:val="en-US"/>
+        </w:rPr>
+        <w:t xml:space="preserve"> plus </w:t>
+      </w:r>
+      <w:proofErr w:type="spellStart"/>
+      <w:r>
+        <w:rPr>
+          <w:lang w:val="en-US"/>
+        </w:rPr>
+        <w:t>africains</w:t>
+      </w:r>
+      <w:proofErr w:type="spellEnd"/>
+      <w:r>
+        <w:rPr>
+          <w:lang w:val="en-US"/>
+        </w:rPr>
+        <w:t xml:space="preserve"> </w:t>
+      </w:r>
+      <w:proofErr w:type="spellStart"/>
+      <w:r>
+        <w:rPr>
+          <w:lang w:val="en-US"/>
+        </w:rPr>
+        <w:t>que</w:t>
+      </w:r>
+      <w:proofErr w:type="spellEnd"/>
+      <w:r>
+        <w:rPr>
+          <w:lang w:val="en-US"/>
+        </w:rPr>
+        <w:t xml:space="preserve"> nous’ in: </w:t>
+      </w:r>
       <w:r>
         <w:rPr>
           <w:i/>
           <w:iCs/>
           <w:lang w:val="en-US"/>
         </w:rPr>
-        <w:t xml:space="preserve"> Afrique</w:t>
-      </w:r>
-      <w:r>
-        <w:rPr>
-          <w:lang w:val="en-US"/>
-        </w:rPr>
-        <w:t>, 27</w:t>
-      </w:r>
-      <w:r>
-        <w:rPr>
-          <w:lang w:val="en-US"/>
-        </w:rPr>
-        <w:t xml:space="preserve"> February </w:t>
-      </w:r>
-      <w:r>
-        <w:rPr>
-          <w:lang w:val="en-US"/>
-        </w:rPr>
-        <w:t xml:space="preserve">2007; </w:t>
-      </w:r>
-      <w:r>
-        <w:rPr>
-          <w:lang w:val="en-US"/>
-        </w:rPr>
-        <w:t xml:space="preserve">P. Barthélémy, ‘Les colons </w:t>
-      </w:r>
-      <w:proofErr w:type="spellStart"/>
-      <w:r>
-        <w:rPr>
-          <w:lang w:val="en-US"/>
-        </w:rPr>
-        <w:t>étaient</w:t>
-      </w:r>
-      <w:proofErr w:type="spellEnd"/>
-      <w:r>
-        <w:rPr>
-          <w:lang w:val="en-US"/>
-        </w:rPr>
-        <w:t xml:space="preserve"> plus </w:t>
-      </w:r>
-      <w:proofErr w:type="spellStart"/>
-      <w:r>
-        <w:rPr>
-          <w:lang w:val="en-US"/>
-        </w:rPr>
-        <w:t>africains</w:t>
-      </w:r>
-      <w:proofErr w:type="spellEnd"/>
-      <w:r>
-        <w:rPr>
-          <w:lang w:val="en-US"/>
-        </w:rPr>
-        <w:t xml:space="preserve"> que nous’ in: </w:t>
-      </w:r>
-      <w:r>
-        <w:rPr>
-          <w:i/>
-          <w:iCs/>
-          <w:lang w:val="en-US"/>
-        </w:rPr>
         <w:t>Clio. Femmes, Genre, Histoire</w:t>
       </w:r>
       <w:r>
         <w:rPr>
           <w:lang w:val="en-US"/>
         </w:rPr>
-        <w:t xml:space="preserve">, 33, 2011, 223-236 (interview with </w:t>
-      </w:r>
-      <w:proofErr w:type="spellStart"/>
-      <w:r>
-        <w:rPr>
-          <w:lang w:val="en-US"/>
-        </w:rPr>
-        <w:t>K</w:t>
+        <w:t>, 33, 2011, 223-236 (interview with K</w:t>
       </w:r>
       <w:r>
         <w:rPr>
@@ -8163,7 +8257,6 @@
         </w:rPr>
         <w:t>adiatou</w:t>
       </w:r>
-      <w:proofErr w:type="spellEnd"/>
       <w:r>
         <w:rPr>
           <w:lang w:val="en-US"/>
@@ -8174,35 +8267,7 @@
         <w:rPr>
           <w:lang w:val="en-US"/>
         </w:rPr>
-        <w:t xml:space="preserve">A. </w:t>
-      </w:r>
-      <w:proofErr w:type="spellStart"/>
-      <w:r>
-        <w:rPr>
-          <w:lang w:val="en-US"/>
-        </w:rPr>
-        <w:t>Foka</w:t>
-      </w:r>
-      <w:proofErr w:type="spellEnd"/>
-      <w:r>
-        <w:rPr>
-          <w:lang w:val="en-US"/>
-        </w:rPr>
-        <w:t xml:space="preserve">, ‘Portrait de Diallo </w:t>
-      </w:r>
-      <w:proofErr w:type="spellStart"/>
-      <w:r>
-        <w:rPr>
-          <w:lang w:val="en-US"/>
-        </w:rPr>
-        <w:t>Telli</w:t>
-      </w:r>
-      <w:proofErr w:type="spellEnd"/>
-      <w:r>
-        <w:rPr>
-          <w:lang w:val="en-US"/>
-        </w:rPr>
-        <w:t>’</w:t>
+        <w:t>A. Foka, ‘Portrait de Diallo Telli’</w:t>
       </w:r>
       <w:r>
         <w:rPr>
@@ -8280,21 +8345,7 @@
         <w:rPr>
           <w:lang w:val="en-US"/>
         </w:rPr>
-        <w:t xml:space="preserve">Ph. Quarles, ‘Diallo </w:t>
-      </w:r>
-      <w:proofErr w:type="spellStart"/>
-      <w:r>
-        <w:rPr>
-          <w:lang w:val="en-US"/>
-        </w:rPr>
-        <w:t>Telli</w:t>
-      </w:r>
-      <w:proofErr w:type="spellEnd"/>
-      <w:r>
-        <w:rPr>
-          <w:lang w:val="en-US"/>
-        </w:rPr>
-        <w:t xml:space="preserve">: Messages of Friendship and </w:t>
+        <w:t xml:space="preserve">Ph. Quarles, ‘Diallo Telli: Messages of Friendship and </w:t>
       </w:r>
       <w:r>
         <w:rPr>
@@ -8348,49 +8399,7 @@
         <w:rPr>
           <w:lang w:val="en-US"/>
         </w:rPr>
-        <w:t xml:space="preserve">; S. </w:t>
-      </w:r>
-      <w:proofErr w:type="spellStart"/>
-      <w:r>
-        <w:rPr>
-          <w:lang w:val="en-US"/>
-        </w:rPr>
-        <w:t>Baaba</w:t>
-      </w:r>
-      <w:proofErr w:type="spellEnd"/>
-      <w:r>
-        <w:rPr>
-          <w:lang w:val="en-US"/>
-        </w:rPr>
-        <w:t>, ‘</w:t>
-      </w:r>
-      <w:proofErr w:type="spellStart"/>
-      <w:r>
-        <w:rPr>
-          <w:lang w:val="en-US"/>
-        </w:rPr>
-        <w:t>Boubakar</w:t>
-      </w:r>
-      <w:proofErr w:type="spellEnd"/>
-      <w:r>
-        <w:rPr>
-          <w:lang w:val="en-US"/>
-        </w:rPr>
-        <w:t xml:space="preserve"> Diallo </w:t>
-      </w:r>
-      <w:proofErr w:type="spellStart"/>
-      <w:r>
-        <w:rPr>
-          <w:lang w:val="en-US"/>
-        </w:rPr>
-        <w:t>Telli</w:t>
-      </w:r>
-      <w:proofErr w:type="spellEnd"/>
-      <w:r>
-        <w:rPr>
-          <w:lang w:val="en-US"/>
-        </w:rPr>
-        <w:t>: A Tragic Death of a Great African’, 12</w:t>
+        <w:t>; S. Baaba, ‘Boubakar Diallo Telli: A Tragic Death of a Great African’, 12</w:t>
       </w:r>
       <w:r>
         <w:rPr>
@@ -8424,21 +8433,7 @@
         <w:rPr>
           <w:lang w:val="en-US"/>
         </w:rPr>
-        <w:t xml:space="preserve">E. Lock, ‘Diallo </w:t>
-      </w:r>
-      <w:proofErr w:type="spellStart"/>
-      <w:r>
-        <w:rPr>
-          <w:lang w:val="en-US"/>
-        </w:rPr>
-        <w:t>Telli</w:t>
-      </w:r>
-      <w:proofErr w:type="spellEnd"/>
-      <w:r>
-        <w:rPr>
-          <w:lang w:val="en-US"/>
-        </w:rPr>
-        <w:t xml:space="preserve"> (1925-1977)’ in: </w:t>
+        <w:t xml:space="preserve">E. Lock, ‘Diallo Telli (1925-1977)’ in: </w:t>
       </w:r>
       <w:proofErr w:type="spellStart"/>
       <w:r>
@@ -8601,15 +8596,7 @@
         <w:t>Bob Reinalda</w:t>
       </w:r>
       <w:r>
-        <w:t xml:space="preserve">, ‘Diallo, Boubacar </w:t>
-      </w:r>
-      <w:proofErr w:type="spellStart"/>
-      <w:r>
-        <w:t>Telli</w:t>
-      </w:r>
-      <w:proofErr w:type="spellEnd"/>
-      <w:r>
-        <w:t xml:space="preserve">’ in </w:t>
+        <w:t xml:space="preserve">, ‘Diallo, Boubacar Telli’ in </w:t>
       </w:r>
       <w:r>
         <w:rPr>
@@ -8658,7 +8645,7 @@
 </file>
 
 <file path=word/endnotes.xml><?xml version="1.0" encoding="utf-8"?>
-<w:endnotes xmlns:wpc="http://schemas.microsoft.com/office/word/2010/wordprocessingCanvas" xmlns:cx="http://schemas.microsoft.com/office/drawing/2014/chartex" xmlns:cx1="http://schemas.microsoft.com/office/drawing/2015/9/8/chartex" xmlns:cx2="http://schemas.microsoft.com/office/drawing/2015/10/21/chartex" xmlns:cx3="http://schemas.microsoft.com/office/drawing/2016/5/9/chartex" xmlns:cx4="http://schemas.microsoft.com/office/drawing/2016/5/10/chartex" xmlns:cx5="http://schemas.microsoft.com/office/drawing/2016/5/11/chartex" xmlns:cx6="http://schemas.microsoft.com/office/drawing/2016/5/12/chartex" xmlns:cx7="http://schemas.microsoft.com/office/drawing/2016/5/13/chartex" xmlns:cx8="http://schemas.microsoft.com/office/drawing/2016/5/14/chartex" xmlns:mc="http://schemas.openxmlformats.org/markup-compatibility/2006" xmlns:aink="http://schemas.microsoft.com/office/drawing/2016/ink" xmlns:am3d="http://schemas.microsoft.com/office/drawing/2017/model3d" xmlns:o="urn:schemas-microsoft-com:office:office" xmlns:oel="http://schemas.microsoft.com/office/2019/extlst" xmlns:r="http://schemas.openxmlformats.org/officeDocument/2006/relationships" xmlns:m="http://schemas.openxmlformats.org/officeDocument/2006/math" xmlns:v="urn:schemas-microsoft-com:vml" xmlns:wp14="http://schemas.microsoft.com/office/word/2010/wordprocessingDrawing" xmlns:wp="http://schemas.openxmlformats.org/drawingml/2006/wordprocessingDrawing" xmlns:w10="urn:schemas-microsoft-com:office:word" xmlns:w="http://schemas.openxmlformats.org/wordprocessingml/2006/main" xmlns:w14="http://schemas.microsoft.com/office/word/2010/wordml" xmlns:w15="http://schemas.microsoft.com/office/word/2012/wordml" xmlns:w16cex="http://schemas.microsoft.com/office/word/2018/wordml/cex" xmlns:w16cid="http://schemas.microsoft.com/office/word/2016/wordml/cid" xmlns:w16="http://schemas.microsoft.com/office/word/2018/wordml" xmlns:w16du="http://schemas.microsoft.com/office/word/2023/wordml/word16du" xmlns:w16sdtdh="http://schemas.microsoft.com/office/word/2020/wordml/sdtdatahash" xmlns:w16sdtfl="http://schemas.microsoft.com/office/word/2024/wordml/sdtformatlock" xmlns:w16se="http://schemas.microsoft.com/office/word/2015/wordml/symex" xmlns:wpg="http://schemas.microsoft.com/office/word/2010/wordprocessingGroup" xmlns:wpi="http://schemas.microsoft.com/office/word/2010/wordprocessingInk" xmlns:wne="http://schemas.microsoft.com/office/word/2006/wordml" xmlns:wps="http://schemas.microsoft.com/office/word/2010/wordprocessingShape" mc:Ignorable="w14 w15 w16se w16cid w16 w16cex w16sdtdh w16sdtfl w16du wp14">
+<w:endnotes xmlns:wpc="http://schemas.microsoft.com/office/word/2010/wordprocessingCanvas" xmlns:cx="http://schemas.microsoft.com/office/drawing/2014/chartex" xmlns:cx1="http://schemas.microsoft.com/office/drawing/2015/9/8/chartex" xmlns:cx2="http://schemas.microsoft.com/office/drawing/2015/10/21/chartex" xmlns:cx3="http://schemas.microsoft.com/office/drawing/2016/5/9/chartex" xmlns:cx4="http://schemas.microsoft.com/office/drawing/2016/5/10/chartex" xmlns:cx5="http://schemas.microsoft.com/office/drawing/2016/5/11/chartex" xmlns:cx6="http://schemas.microsoft.com/office/drawing/2016/5/12/chartex" xmlns:cx7="http://schemas.microsoft.com/office/drawing/2016/5/13/chartex" xmlns:cx8="http://schemas.microsoft.com/office/drawing/2016/5/14/chartex" xmlns:mc="http://schemas.openxmlformats.org/markup-compatibility/2006" xmlns:m="http://schemas.openxmlformats.org/officeDocument/2006/math" xmlns:aink="http://schemas.microsoft.com/office/drawing/2016/ink" xmlns:am3d="http://schemas.microsoft.com/office/drawing/2017/model3d" xmlns:oel="http://schemas.microsoft.com/office/2019/extlst" xmlns:r="http://schemas.openxmlformats.org/officeDocument/2006/relationships" xmlns:wp14="http://schemas.microsoft.com/office/word/2010/wordprocessingDrawing" xmlns:wp="http://schemas.openxmlformats.org/drawingml/2006/wordprocessingDrawing" xmlns:wpg="http://schemas.microsoft.com/office/word/2010/wordprocessingGroup" xmlns:wpi="http://schemas.microsoft.com/office/word/2010/wordprocessingInk" xmlns:wps="http://schemas.microsoft.com/office/word/2010/wordprocessingShape" xmlns:o="urn:schemas-microsoft-com:office:office" xmlns:v="urn:schemas-microsoft-com:vml" xmlns:w10="urn:schemas-microsoft-com:office:word" xmlns:w="http://schemas.openxmlformats.org/wordprocessingml/2006/main" xmlns:w14="http://schemas.microsoft.com/office/word/2010/wordml" xmlns:w15="http://schemas.microsoft.com/office/word/2012/wordml" xmlns:w16cei="http://schemas.microsoft.com/office/word/2026/wordml/cei" xmlns:w16cex="http://schemas.microsoft.com/office/word/2018/wordml/cex" xmlns:w16cid="http://schemas.microsoft.com/office/word/2016/wordml/cid" xmlns:w16="http://schemas.microsoft.com/office/word/2018/wordml" xmlns:w16sdtdh="http://schemas.microsoft.com/office/word/2020/wordml/sdtdatahash" xmlns:w16sdtfl="http://schemas.microsoft.com/office/word/2024/wordml/sdtformatlock" xmlns:w16se="http://schemas.microsoft.com/office/word/2015/wordml/symex" xmlns:w16du="http://schemas.microsoft.com/office/word/2023/wordml/word16du" xmlns:wne="http://schemas.microsoft.com/office/word/2006/wordml" mc:Ignorable="w14 w15 w16se w16cid w16 w16cex w16sdtdh w16sdtfl w16du wp14">
   <w:endnote w:type="separator" w:id="-1">
     <w:p>
       <w:r>
@@ -8677,7 +8664,7 @@
 </file>
 
 <file path=word/footer1.xml><?xml version="1.0" encoding="utf-8"?>
-<w:ftr xmlns:wpc="http://schemas.microsoft.com/office/word/2010/wordprocessingCanvas" xmlns:cx="http://schemas.microsoft.com/office/drawing/2014/chartex" xmlns:cx1="http://schemas.microsoft.com/office/drawing/2015/9/8/chartex" xmlns:cx2="http://schemas.microsoft.com/office/drawing/2015/10/21/chartex" xmlns:cx3="http://schemas.microsoft.com/office/drawing/2016/5/9/chartex" xmlns:cx4="http://schemas.microsoft.com/office/drawing/2016/5/10/chartex" xmlns:cx5="http://schemas.microsoft.com/office/drawing/2016/5/11/chartex" xmlns:cx6="http://schemas.microsoft.com/office/drawing/2016/5/12/chartex" xmlns:cx7="http://schemas.microsoft.com/office/drawing/2016/5/13/chartex" xmlns:cx8="http://schemas.microsoft.com/office/drawing/2016/5/14/chartex" xmlns:mc="http://schemas.openxmlformats.org/markup-compatibility/2006" xmlns:aink="http://schemas.microsoft.com/office/drawing/2016/ink" xmlns:am3d="http://schemas.microsoft.com/office/drawing/2017/model3d" xmlns:o="urn:schemas-microsoft-com:office:office" xmlns:oel="http://schemas.microsoft.com/office/2019/extlst" xmlns:r="http://schemas.openxmlformats.org/officeDocument/2006/relationships" xmlns:m="http://schemas.openxmlformats.org/officeDocument/2006/math" xmlns:v="urn:schemas-microsoft-com:vml" xmlns:wp14="http://schemas.microsoft.com/office/word/2010/wordprocessingDrawing" xmlns:wp="http://schemas.openxmlformats.org/drawingml/2006/wordprocessingDrawing" xmlns:w10="urn:schemas-microsoft-com:office:word" xmlns:w="http://schemas.openxmlformats.org/wordprocessingml/2006/main" xmlns:w14="http://schemas.microsoft.com/office/word/2010/wordml" xmlns:w15="http://schemas.microsoft.com/office/word/2012/wordml" xmlns:w16cex="http://schemas.microsoft.com/office/word/2018/wordml/cex" xmlns:w16cid="http://schemas.microsoft.com/office/word/2016/wordml/cid" xmlns:w16="http://schemas.microsoft.com/office/word/2018/wordml" xmlns:w16du="http://schemas.microsoft.com/office/word/2023/wordml/word16du" xmlns:w16sdtdh="http://schemas.microsoft.com/office/word/2020/wordml/sdtdatahash" xmlns:w16sdtfl="http://schemas.microsoft.com/office/word/2024/wordml/sdtformatlock" xmlns:w16se="http://schemas.microsoft.com/office/word/2015/wordml/symex" xmlns:wpg="http://schemas.microsoft.com/office/word/2010/wordprocessingGroup" xmlns:wpi="http://schemas.microsoft.com/office/word/2010/wordprocessingInk" xmlns:wne="http://schemas.microsoft.com/office/word/2006/wordml" xmlns:wps="http://schemas.microsoft.com/office/word/2010/wordprocessingShape" mc:Ignorable="w14 w15 w16se w16cid w16 w16cex w16sdtdh w16sdtfl w16du wp14">
+<w:ftr xmlns:wpc="http://schemas.microsoft.com/office/word/2010/wordprocessingCanvas" xmlns:cx="http://schemas.microsoft.com/office/drawing/2014/chartex" xmlns:cx1="http://schemas.microsoft.com/office/drawing/2015/9/8/chartex" xmlns:cx2="http://schemas.microsoft.com/office/drawing/2015/10/21/chartex" xmlns:cx3="http://schemas.microsoft.com/office/drawing/2016/5/9/chartex" xmlns:cx4="http://schemas.microsoft.com/office/drawing/2016/5/10/chartex" xmlns:cx5="http://schemas.microsoft.com/office/drawing/2016/5/11/chartex" xmlns:cx6="http://schemas.microsoft.com/office/drawing/2016/5/12/chartex" xmlns:cx7="http://schemas.microsoft.com/office/drawing/2016/5/13/chartex" xmlns:cx8="http://schemas.microsoft.com/office/drawing/2016/5/14/chartex" xmlns:mc="http://schemas.openxmlformats.org/markup-compatibility/2006" xmlns:m="http://schemas.openxmlformats.org/officeDocument/2006/math" xmlns:aink="http://schemas.microsoft.com/office/drawing/2016/ink" xmlns:am3d="http://schemas.microsoft.com/office/drawing/2017/model3d" xmlns:oel="http://schemas.microsoft.com/office/2019/extlst" xmlns:r="http://schemas.openxmlformats.org/officeDocument/2006/relationships" xmlns:wp14="http://schemas.microsoft.com/office/word/2010/wordprocessingDrawing" xmlns:wp="http://schemas.openxmlformats.org/drawingml/2006/wordprocessingDrawing" xmlns:wpg="http://schemas.microsoft.com/office/word/2010/wordprocessingGroup" xmlns:wpi="http://schemas.microsoft.com/office/word/2010/wordprocessingInk" xmlns:wps="http://schemas.microsoft.com/office/word/2010/wordprocessingShape" xmlns:o="urn:schemas-microsoft-com:office:office" xmlns:v="urn:schemas-microsoft-com:vml" xmlns:w10="urn:schemas-microsoft-com:office:word" xmlns:w="http://schemas.openxmlformats.org/wordprocessingml/2006/main" xmlns:w14="http://schemas.microsoft.com/office/word/2010/wordml" xmlns:w15="http://schemas.microsoft.com/office/word/2012/wordml" xmlns:w16cei="http://schemas.microsoft.com/office/word/2026/wordml/cei" xmlns:w16cex="http://schemas.microsoft.com/office/word/2018/wordml/cex" xmlns:w16cid="http://schemas.microsoft.com/office/word/2016/wordml/cid" xmlns:w16="http://schemas.microsoft.com/office/word/2018/wordml" xmlns:w16sdtdh="http://schemas.microsoft.com/office/word/2020/wordml/sdtdatahash" xmlns:w16sdtfl="http://schemas.microsoft.com/office/word/2024/wordml/sdtformatlock" xmlns:w16se="http://schemas.microsoft.com/office/word/2015/wordml/symex" xmlns:w16du="http://schemas.microsoft.com/office/word/2023/wordml/word16du" xmlns:wne="http://schemas.microsoft.com/office/word/2006/wordml" mc:Ignorable="w14 w15 w16se w16cid w16 w16cex w16sdtdh w16sdtfl w16du wp14">
   <w:p>
     <w:pPr>
       <w:pStyle w:val="Voettekst"/>
@@ -8725,7 +8712,7 @@
 </file>
 
 <file path=word/footnotes.xml><?xml version="1.0" encoding="utf-8"?>
-<w:footnotes xmlns:wpc="http://schemas.microsoft.com/office/word/2010/wordprocessingCanvas" xmlns:cx="http://schemas.microsoft.com/office/drawing/2014/chartex" xmlns:cx1="http://schemas.microsoft.com/office/drawing/2015/9/8/chartex" xmlns:cx2="http://schemas.microsoft.com/office/drawing/2015/10/21/chartex" xmlns:cx3="http://schemas.microsoft.com/office/drawing/2016/5/9/chartex" xmlns:cx4="http://schemas.microsoft.com/office/drawing/2016/5/10/chartex" xmlns:cx5="http://schemas.microsoft.com/office/drawing/2016/5/11/chartex" xmlns:cx6="http://schemas.microsoft.com/office/drawing/2016/5/12/chartex" xmlns:cx7="http://schemas.microsoft.com/office/drawing/2016/5/13/chartex" xmlns:cx8="http://schemas.microsoft.com/office/drawing/2016/5/14/chartex" xmlns:mc="http://schemas.openxmlformats.org/markup-compatibility/2006" xmlns:aink="http://schemas.microsoft.com/office/drawing/2016/ink" xmlns:am3d="http://schemas.microsoft.com/office/drawing/2017/model3d" xmlns:o="urn:schemas-microsoft-com:office:office" xmlns:oel="http://schemas.microsoft.com/office/2019/extlst" xmlns:r="http://schemas.openxmlformats.org/officeDocument/2006/relationships" xmlns:m="http://schemas.openxmlformats.org/officeDocument/2006/math" xmlns:v="urn:schemas-microsoft-com:vml" xmlns:wp14="http://schemas.microsoft.com/office/word/2010/wordprocessingDrawing" xmlns:wp="http://schemas.openxmlformats.org/drawingml/2006/wordprocessingDrawing" xmlns:w10="urn:schemas-microsoft-com:office:word" xmlns:w="http://schemas.openxmlformats.org/wordprocessingml/2006/main" xmlns:w14="http://schemas.microsoft.com/office/word/2010/wordml" xmlns:w15="http://schemas.microsoft.com/office/word/2012/wordml" xmlns:w16cex="http://schemas.microsoft.com/office/word/2018/wordml/cex" xmlns:w16cid="http://schemas.microsoft.com/office/word/2016/wordml/cid" xmlns:w16="http://schemas.microsoft.com/office/word/2018/wordml" xmlns:w16du="http://schemas.microsoft.com/office/word/2023/wordml/word16du" xmlns:w16sdtdh="http://schemas.microsoft.com/office/word/2020/wordml/sdtdatahash" xmlns:w16sdtfl="http://schemas.microsoft.com/office/word/2024/wordml/sdtformatlock" xmlns:w16se="http://schemas.microsoft.com/office/word/2015/wordml/symex" xmlns:wpg="http://schemas.microsoft.com/office/word/2010/wordprocessingGroup" xmlns:wpi="http://schemas.microsoft.com/office/word/2010/wordprocessingInk" xmlns:wne="http://schemas.microsoft.com/office/word/2006/wordml" xmlns:wps="http://schemas.microsoft.com/office/word/2010/wordprocessingShape" mc:Ignorable="w14 w15 w16se w16cid w16 w16cex w16sdtdh w16sdtfl w16du wp14">
+<w:footnotes xmlns:wpc="http://schemas.microsoft.com/office/word/2010/wordprocessingCanvas" xmlns:cx="http://schemas.microsoft.com/office/drawing/2014/chartex" xmlns:cx1="http://schemas.microsoft.com/office/drawing/2015/9/8/chartex" xmlns:cx2="http://schemas.microsoft.com/office/drawing/2015/10/21/chartex" xmlns:cx3="http://schemas.microsoft.com/office/drawing/2016/5/9/chartex" xmlns:cx4="http://schemas.microsoft.com/office/drawing/2016/5/10/chartex" xmlns:cx5="http://schemas.microsoft.com/office/drawing/2016/5/11/chartex" xmlns:cx6="http://schemas.microsoft.com/office/drawing/2016/5/12/chartex" xmlns:cx7="http://schemas.microsoft.com/office/drawing/2016/5/13/chartex" xmlns:cx8="http://schemas.microsoft.com/office/drawing/2016/5/14/chartex" xmlns:mc="http://schemas.openxmlformats.org/markup-compatibility/2006" xmlns:m="http://schemas.openxmlformats.org/officeDocument/2006/math" xmlns:aink="http://schemas.microsoft.com/office/drawing/2016/ink" xmlns:am3d="http://schemas.microsoft.com/office/drawing/2017/model3d" xmlns:oel="http://schemas.microsoft.com/office/2019/extlst" xmlns:r="http://schemas.openxmlformats.org/officeDocument/2006/relationships" xmlns:wp14="http://schemas.microsoft.com/office/word/2010/wordprocessingDrawing" xmlns:wp="http://schemas.openxmlformats.org/drawingml/2006/wordprocessingDrawing" xmlns:wpg="http://schemas.microsoft.com/office/word/2010/wordprocessingGroup" xmlns:wpi="http://schemas.microsoft.com/office/word/2010/wordprocessingInk" xmlns:wps="http://schemas.microsoft.com/office/word/2010/wordprocessingShape" xmlns:o="urn:schemas-microsoft-com:office:office" xmlns:v="urn:schemas-microsoft-com:vml" xmlns:w10="urn:schemas-microsoft-com:office:word" xmlns:w="http://schemas.openxmlformats.org/wordprocessingml/2006/main" xmlns:w14="http://schemas.microsoft.com/office/word/2010/wordml" xmlns:w15="http://schemas.microsoft.com/office/word/2012/wordml" xmlns:w16cei="http://schemas.microsoft.com/office/word/2026/wordml/cei" xmlns:w16cex="http://schemas.microsoft.com/office/word/2018/wordml/cex" xmlns:w16cid="http://schemas.microsoft.com/office/word/2016/wordml/cid" xmlns:w16="http://schemas.microsoft.com/office/word/2018/wordml" xmlns:w16sdtdh="http://schemas.microsoft.com/office/word/2020/wordml/sdtdatahash" xmlns:w16sdtfl="http://schemas.microsoft.com/office/word/2024/wordml/sdtformatlock" xmlns:w16se="http://schemas.microsoft.com/office/word/2015/wordml/symex" xmlns:w16du="http://schemas.microsoft.com/office/word/2023/wordml/word16du" xmlns:wne="http://schemas.microsoft.com/office/word/2006/wordml" mc:Ignorable="w14 w15 w16se w16cid w16 w16cex w16sdtdh w16sdtfl w16du wp14">
   <w:footnote w:type="separator" w:id="-1">
     <w:p>
       <w:r>
@@ -8744,7 +8731,7 @@
 </file>
 
 <file path=word/header1.xml><?xml version="1.0" encoding="utf-8"?>
-<w:hdr xmlns:wpc="http://schemas.microsoft.com/office/word/2010/wordprocessingCanvas" xmlns:cx="http://schemas.microsoft.com/office/drawing/2014/chartex" xmlns:cx1="http://schemas.microsoft.com/office/drawing/2015/9/8/chartex" xmlns:cx2="http://schemas.microsoft.com/office/drawing/2015/10/21/chartex" xmlns:cx3="http://schemas.microsoft.com/office/drawing/2016/5/9/chartex" xmlns:cx4="http://schemas.microsoft.com/office/drawing/2016/5/10/chartex" xmlns:cx5="http://schemas.microsoft.com/office/drawing/2016/5/11/chartex" xmlns:cx6="http://schemas.microsoft.com/office/drawing/2016/5/12/chartex" xmlns:cx7="http://schemas.microsoft.com/office/drawing/2016/5/13/chartex" xmlns:cx8="http://schemas.microsoft.com/office/drawing/2016/5/14/chartex" xmlns:mc="http://schemas.openxmlformats.org/markup-compatibility/2006" xmlns:aink="http://schemas.microsoft.com/office/drawing/2016/ink" xmlns:am3d="http://schemas.microsoft.com/office/drawing/2017/model3d" xmlns:o="urn:schemas-microsoft-com:office:office" xmlns:oel="http://schemas.microsoft.com/office/2019/extlst" xmlns:r="http://schemas.openxmlformats.org/officeDocument/2006/relationships" xmlns:m="http://schemas.openxmlformats.org/officeDocument/2006/math" xmlns:v="urn:schemas-microsoft-com:vml" xmlns:wp14="http://schemas.microsoft.com/office/word/2010/wordprocessingDrawing" xmlns:wp="http://schemas.openxmlformats.org/drawingml/2006/wordprocessingDrawing" xmlns:w10="urn:schemas-microsoft-com:office:word" xmlns:w="http://schemas.openxmlformats.org/wordprocessingml/2006/main" xmlns:w14="http://schemas.microsoft.com/office/word/2010/wordml" xmlns:w15="http://schemas.microsoft.com/office/word/2012/wordml" xmlns:w16cex="http://schemas.microsoft.com/office/word/2018/wordml/cex" xmlns:w16cid="http://schemas.microsoft.com/office/word/2016/wordml/cid" xmlns:w16="http://schemas.microsoft.com/office/word/2018/wordml" xmlns:w16du="http://schemas.microsoft.com/office/word/2023/wordml/word16du" xmlns:w16sdtdh="http://schemas.microsoft.com/office/word/2020/wordml/sdtdatahash" xmlns:w16sdtfl="http://schemas.microsoft.com/office/word/2024/wordml/sdtformatlock" xmlns:w16se="http://schemas.microsoft.com/office/word/2015/wordml/symex" xmlns:wpg="http://schemas.microsoft.com/office/word/2010/wordprocessingGroup" xmlns:wpi="http://schemas.microsoft.com/office/word/2010/wordprocessingInk" xmlns:wne="http://schemas.microsoft.com/office/word/2006/wordml" xmlns:wps="http://schemas.microsoft.com/office/word/2010/wordprocessingShape" mc:Ignorable="w14 w15 w16se w16cid w16 w16cex w16sdtdh w16sdtfl w16du wp14">
+<w:hdr xmlns:wpc="http://schemas.microsoft.com/office/word/2010/wordprocessingCanvas" xmlns:cx="http://schemas.microsoft.com/office/drawing/2014/chartex" xmlns:cx1="http://schemas.microsoft.com/office/drawing/2015/9/8/chartex" xmlns:cx2="http://schemas.microsoft.com/office/drawing/2015/10/21/chartex" xmlns:cx3="http://schemas.microsoft.com/office/drawing/2016/5/9/chartex" xmlns:cx4="http://schemas.microsoft.com/office/drawing/2016/5/10/chartex" xmlns:cx5="http://schemas.microsoft.com/office/drawing/2016/5/11/chartex" xmlns:cx6="http://schemas.microsoft.com/office/drawing/2016/5/12/chartex" xmlns:cx7="http://schemas.microsoft.com/office/drawing/2016/5/13/chartex" xmlns:cx8="http://schemas.microsoft.com/office/drawing/2016/5/14/chartex" xmlns:mc="http://schemas.openxmlformats.org/markup-compatibility/2006" xmlns:m="http://schemas.openxmlformats.org/officeDocument/2006/math" xmlns:aink="http://schemas.microsoft.com/office/drawing/2016/ink" xmlns:am3d="http://schemas.microsoft.com/office/drawing/2017/model3d" xmlns:oel="http://schemas.microsoft.com/office/2019/extlst" xmlns:r="http://schemas.openxmlformats.org/officeDocument/2006/relationships" xmlns:wp14="http://schemas.microsoft.com/office/word/2010/wordprocessingDrawing" xmlns:wp="http://schemas.openxmlformats.org/drawingml/2006/wordprocessingDrawing" xmlns:wpg="http://schemas.microsoft.com/office/word/2010/wordprocessingGroup" xmlns:wpi="http://schemas.microsoft.com/office/word/2010/wordprocessingInk" xmlns:wps="http://schemas.microsoft.com/office/word/2010/wordprocessingShape" xmlns:o="urn:schemas-microsoft-com:office:office" xmlns:v="urn:schemas-microsoft-com:vml" xmlns:w10="urn:schemas-microsoft-com:office:word" xmlns:w="http://schemas.openxmlformats.org/wordprocessingml/2006/main" xmlns:w14="http://schemas.microsoft.com/office/word/2010/wordml" xmlns:w15="http://schemas.microsoft.com/office/word/2012/wordml" xmlns:w16cei="http://schemas.microsoft.com/office/word/2026/wordml/cei" xmlns:w16cex="http://schemas.microsoft.com/office/word/2018/wordml/cex" xmlns:w16cid="http://schemas.microsoft.com/office/word/2016/wordml/cid" xmlns:w16="http://schemas.microsoft.com/office/word/2018/wordml" xmlns:w16sdtdh="http://schemas.microsoft.com/office/word/2020/wordml/sdtdatahash" xmlns:w16sdtfl="http://schemas.microsoft.com/office/word/2024/wordml/sdtformatlock" xmlns:w16se="http://schemas.microsoft.com/office/word/2015/wordml/symex" xmlns:w16du="http://schemas.microsoft.com/office/word/2023/wordml/word16du" xmlns:wne="http://schemas.microsoft.com/office/word/2006/wordml" mc:Ignorable="w14 w15 w16se w16cid w16 w16cex w16sdtdh w16sdtfl w16du wp14">
   <w:sdt>
     <w:sdtPr>
       <w:rPr>
@@ -8795,7 +8782,7 @@
 </file>
 
 <file path=word/header2.xml><?xml version="1.0" encoding="utf-8"?>
-<w:hdr xmlns:wpc="http://schemas.microsoft.com/office/word/2010/wordprocessingCanvas" xmlns:cx="http://schemas.microsoft.com/office/drawing/2014/chartex" xmlns:cx1="http://schemas.microsoft.com/office/drawing/2015/9/8/chartex" xmlns:cx2="http://schemas.microsoft.com/office/drawing/2015/10/21/chartex" xmlns:cx3="http://schemas.microsoft.com/office/drawing/2016/5/9/chartex" xmlns:cx4="http://schemas.microsoft.com/office/drawing/2016/5/10/chartex" xmlns:cx5="http://schemas.microsoft.com/office/drawing/2016/5/11/chartex" xmlns:cx6="http://schemas.microsoft.com/office/drawing/2016/5/12/chartex" xmlns:cx7="http://schemas.microsoft.com/office/drawing/2016/5/13/chartex" xmlns:cx8="http://schemas.microsoft.com/office/drawing/2016/5/14/chartex" xmlns:mc="http://schemas.openxmlformats.org/markup-compatibility/2006" xmlns:aink="http://schemas.microsoft.com/office/drawing/2016/ink" xmlns:am3d="http://schemas.microsoft.com/office/drawing/2017/model3d" xmlns:o="urn:schemas-microsoft-com:office:office" xmlns:oel="http://schemas.microsoft.com/office/2019/extlst" xmlns:r="http://schemas.openxmlformats.org/officeDocument/2006/relationships" xmlns:m="http://schemas.openxmlformats.org/officeDocument/2006/math" xmlns:v="urn:schemas-microsoft-com:vml" xmlns:wp14="http://schemas.microsoft.com/office/word/2010/wordprocessingDrawing" xmlns:wp="http://schemas.openxmlformats.org/drawingml/2006/wordprocessingDrawing" xmlns:w10="urn:schemas-microsoft-com:office:word" xmlns:w="http://schemas.openxmlformats.org/wordprocessingml/2006/main" xmlns:w14="http://schemas.microsoft.com/office/word/2010/wordml" xmlns:w15="http://schemas.microsoft.com/office/word/2012/wordml" xmlns:w16cex="http://schemas.microsoft.com/office/word/2018/wordml/cex" xmlns:w16cid="http://schemas.microsoft.com/office/word/2016/wordml/cid" xmlns:w16="http://schemas.microsoft.com/office/word/2018/wordml" xmlns:w16du="http://schemas.microsoft.com/office/word/2023/wordml/word16du" xmlns:w16sdtdh="http://schemas.microsoft.com/office/word/2020/wordml/sdtdatahash" xmlns:w16sdtfl="http://schemas.microsoft.com/office/word/2024/wordml/sdtformatlock" xmlns:w16se="http://schemas.microsoft.com/office/word/2015/wordml/symex" xmlns:wpg="http://schemas.microsoft.com/office/word/2010/wordprocessingGroup" xmlns:wpi="http://schemas.microsoft.com/office/word/2010/wordprocessingInk" xmlns:wne="http://schemas.microsoft.com/office/word/2006/wordml" xmlns:wps="http://schemas.microsoft.com/office/word/2010/wordprocessingShape" mc:Ignorable="w14 w15 w16se w16cid w16 w16cex w16sdtdh w16sdtfl w16du wp14">
+<w:hdr xmlns:wpc="http://schemas.microsoft.com/office/word/2010/wordprocessingCanvas" xmlns:cx="http://schemas.microsoft.com/office/drawing/2014/chartex" xmlns:cx1="http://schemas.microsoft.com/office/drawing/2015/9/8/chartex" xmlns:cx2="http://schemas.microsoft.com/office/drawing/2015/10/21/chartex" xmlns:cx3="http://schemas.microsoft.com/office/drawing/2016/5/9/chartex" xmlns:cx4="http://schemas.microsoft.com/office/drawing/2016/5/10/chartex" xmlns:cx5="http://schemas.microsoft.com/office/drawing/2016/5/11/chartex" xmlns:cx6="http://schemas.microsoft.com/office/drawing/2016/5/12/chartex" xmlns:cx7="http://schemas.microsoft.com/office/drawing/2016/5/13/chartex" xmlns:cx8="http://schemas.microsoft.com/office/drawing/2016/5/14/chartex" xmlns:mc="http://schemas.openxmlformats.org/markup-compatibility/2006" xmlns:m="http://schemas.openxmlformats.org/officeDocument/2006/math" xmlns:aink="http://schemas.microsoft.com/office/drawing/2016/ink" xmlns:am3d="http://schemas.microsoft.com/office/drawing/2017/model3d" xmlns:oel="http://schemas.microsoft.com/office/2019/extlst" xmlns:r="http://schemas.openxmlformats.org/officeDocument/2006/relationships" xmlns:wp14="http://schemas.microsoft.com/office/word/2010/wordprocessingDrawing" xmlns:wp="http://schemas.openxmlformats.org/drawingml/2006/wordprocessingDrawing" xmlns:wpg="http://schemas.microsoft.com/office/word/2010/wordprocessingGroup" xmlns:wpi="http://schemas.microsoft.com/office/word/2010/wordprocessingInk" xmlns:wps="http://schemas.microsoft.com/office/word/2010/wordprocessingShape" xmlns:o="urn:schemas-microsoft-com:office:office" xmlns:v="urn:schemas-microsoft-com:vml" xmlns:w10="urn:schemas-microsoft-com:office:word" xmlns:w="http://schemas.openxmlformats.org/wordprocessingml/2006/main" xmlns:w14="http://schemas.microsoft.com/office/word/2010/wordml" xmlns:w15="http://schemas.microsoft.com/office/word/2012/wordml" xmlns:w16cei="http://schemas.microsoft.com/office/word/2026/wordml/cei" xmlns:w16cex="http://schemas.microsoft.com/office/word/2018/wordml/cex" xmlns:w16cid="http://schemas.microsoft.com/office/word/2016/wordml/cid" xmlns:w16="http://schemas.microsoft.com/office/word/2018/wordml" xmlns:w16sdtdh="http://schemas.microsoft.com/office/word/2020/wordml/sdtdatahash" xmlns:w16sdtfl="http://schemas.microsoft.com/office/word/2024/wordml/sdtformatlock" xmlns:w16se="http://schemas.microsoft.com/office/word/2015/wordml/symex" xmlns:w16du="http://schemas.microsoft.com/office/word/2023/wordml/word16du" xmlns:wne="http://schemas.microsoft.com/office/word/2006/wordml" mc:Ignorable="w14 w15 w16se w16cid w16 w16cex w16sdtdh w16sdtfl w16du wp14">
   <w:sdt>
     <w:sdtPr>
       <w:rPr>
@@ -8855,7 +8842,7 @@
 </file>
 
 <file path=word/styles.xml><?xml version="1.0" encoding="utf-8"?>
-<w:styles xmlns:mc="http://schemas.openxmlformats.org/markup-compatibility/2006" xmlns:r="http://schemas.openxmlformats.org/officeDocument/2006/relationships" xmlns:w="http://schemas.openxmlformats.org/wordprocessingml/2006/main" xmlns:w14="http://schemas.microsoft.com/office/word/2010/wordml" xmlns:w15="http://schemas.microsoft.com/office/word/2012/wordml" xmlns:w16cex="http://schemas.microsoft.com/office/word/2018/wordml/cex" xmlns:w16cid="http://schemas.microsoft.com/office/word/2016/wordml/cid" xmlns:w16="http://schemas.microsoft.com/office/word/2018/wordml" xmlns:w16du="http://schemas.microsoft.com/office/word/2023/wordml/word16du" xmlns:w16sdtdh="http://schemas.microsoft.com/office/word/2020/wordml/sdtdatahash" xmlns:w16sdtfl="http://schemas.microsoft.com/office/word/2024/wordml/sdtformatlock" xmlns:w16se="http://schemas.microsoft.com/office/word/2015/wordml/symex" mc:Ignorable="w14 w15 w16se w16cid w16 w16cex w16sdtdh w16sdtfl w16du">
+<w:styles xmlns:mc="http://schemas.openxmlformats.org/markup-compatibility/2006" xmlns:r="http://schemas.openxmlformats.org/officeDocument/2006/relationships" xmlns:w="http://schemas.openxmlformats.org/wordprocessingml/2006/main" xmlns:w14="http://schemas.microsoft.com/office/word/2010/wordml" xmlns:w15="http://schemas.microsoft.com/office/word/2012/wordml" xmlns:w16cex="http://schemas.microsoft.com/office/word/2018/wordml/cex" xmlns:w16cid="http://schemas.microsoft.com/office/word/2016/wordml/cid" xmlns:w16="http://schemas.microsoft.com/office/word/2018/wordml" xmlns:w16sdtdh="http://schemas.microsoft.com/office/word/2020/wordml/sdtdatahash" xmlns:w16sdtfl="http://schemas.microsoft.com/office/word/2024/wordml/sdtformatlock" xmlns:w16se="http://schemas.microsoft.com/office/word/2015/wordml/symex" xmlns:w16du="http://schemas.microsoft.com/office/word/2023/wordml/word16du" mc:Ignorable="w14 w15 w16se w16cid w16 w16cex w16sdtdh w16sdtfl w16du">
   <w:docDefaults>
     <w:rPrDefault>
       <w:rPr>
